--- a/frontend/public/ปะหน้าส่งตรวจลายนิ้วมือ พฐ1.1.docx
+++ b/frontend/public/ปะหน้าส่งตรวจลายนิ้วมือ พฐ1.1.docx
@@ -362,7 +362,7 @@
     <w:p>
       <w:pPr>
         <w:rPr>
-          <w:rFonts w:ascii="TH SarabunIT๙" w:hAnsi="TH SarabunIT๙" w:cs="TH SarabunIT๙" w:hint="cs"/>
+          <w:rFonts w:ascii="TH SarabunIT๙" w:hAnsi="TH SarabunIT๙" w:cs="TH SarabunIT๙"/>
           <w:sz w:val="32"/>
           <w:szCs w:val="32"/>
           <w:cs/>
@@ -881,7 +881,7 @@
       <w:pPr>
         <w:jc w:val="both"/>
         <w:rPr>
-          <w:rFonts w:ascii="TH SarabunIT๙" w:hAnsi="TH SarabunIT๙" w:cs="TH SarabunIT๙" w:hint="cs"/>
+          <w:rFonts w:ascii="TH SarabunIT๙" w:hAnsi="TH SarabunIT๙" w:cs="TH SarabunIT๙"/>
           <w:noProof/>
           <w:sz w:val="32"/>
           <w:szCs w:val="32"/>
@@ -942,6 +942,33 @@
           <w:cs/>
         </w:rPr>
         <w:t xml:space="preserve">        </w:t>
+      </w:r>
+      <w:r>
+        <w:rPr>
+          <w:rFonts w:ascii="TH SarabunIT๙" w:hAnsi="TH SarabunIT๙" w:cs="TH SarabunIT๙"/>
+          <w:sz w:val="32"/>
+          <w:szCs w:val="32"/>
+          <w:cs/>
+        </w:rPr>
+        <w:t>พันตำรวจ</w:t>
+      </w:r>
+      <w:r>
+        <w:rPr>
+          <w:rFonts w:ascii="TH SarabunIT๙" w:hAnsi="TH SarabunIT๙" w:cs="TH SarabunIT๙" w:hint="cs"/>
+          <w:sz w:val="32"/>
+          <w:szCs w:val="32"/>
+          <w:cs/>
+        </w:rPr>
+        <w:t xml:space="preserve">เอก </w:t>
+      </w:r>
+      <w:r>
+        <w:rPr>
+          <w:rFonts w:ascii="TH SarabunIT๙" w:hAnsi="TH SarabunIT๙" w:cs="TH SarabunIT๙"/>
+          <w:sz w:val="32"/>
+          <w:szCs w:val="32"/>
+          <w:cs/>
+        </w:rPr>
+        <w:t xml:space="preserve"> </w:t>
       </w:r>
     </w:p>
     <w:p>
@@ -963,6 +990,45 @@
           <w:cs/>
         </w:rPr>
         <w:tab/>
+        <w:t xml:space="preserve">( </w:t>
+      </w:r>
+      <w:r>
+        <w:rPr>
+          <w:rFonts w:ascii="TH SarabunPSK" w:hAnsi="TH SarabunPSK" w:cs="TH SarabunPSK" w:hint="cs"/>
+          <w:sz w:val="32"/>
+          <w:szCs w:val="32"/>
+          <w:cs/>
+        </w:rPr>
+        <w:t xml:space="preserve">สมชาย </w:t>
+      </w:r>
+      <w:proofErr w:type="spellStart"/>
+      <w:r>
+        <w:rPr>
+          <w:rFonts w:ascii="TH SarabunPSK" w:hAnsi="TH SarabunPSK" w:cs="TH SarabunPSK" w:hint="cs"/>
+          <w:sz w:val="32"/>
+          <w:szCs w:val="32"/>
+          <w:cs/>
+        </w:rPr>
+        <w:t>ทิ</w:t>
+      </w:r>
+      <w:proofErr w:type="spellEnd"/>
+      <w:r>
+        <w:rPr>
+          <w:rFonts w:ascii="TH SarabunPSK" w:hAnsi="TH SarabunPSK" w:cs="TH SarabunPSK" w:hint="cs"/>
+          <w:sz w:val="32"/>
+          <w:szCs w:val="32"/>
+          <w:cs/>
+        </w:rPr>
+        <w:t xml:space="preserve">วงษา </w:t>
+      </w:r>
+      <w:r>
+        <w:rPr>
+          <w:rFonts w:ascii="TH SarabunIT๙" w:hAnsi="TH SarabunIT๙" w:cs="TH SarabunIT๙"/>
+          <w:sz w:val="32"/>
+          <w:szCs w:val="32"/>
+          <w:cs/>
+        </w:rPr>
+        <w:t>)</w:t>
       </w:r>
     </w:p>
     <w:p>
@@ -986,6 +1052,37 @@
         </w:rPr>
         <w:tab/>
       </w:r>
+      <w:r>
+        <w:rPr>
+          <w:rFonts w:ascii="TH SarabunIT๙" w:hAnsi="TH SarabunIT๙" w:cs="TH SarabunIT๙" w:hint="cs"/>
+          <w:sz w:val="32"/>
+          <w:szCs w:val="32"/>
+          <w:cs/>
+        </w:rPr>
+        <w:t>ผู้กำกับการ</w:t>
+      </w:r>
+      <w:r>
+        <w:rPr>
+          <w:rFonts w:ascii="TH SarabunIT๙" w:hAnsi="TH SarabunIT๙" w:cs="TH SarabunIT๙"/>
+          <w:sz w:val="32"/>
+          <w:szCs w:val="32"/>
+          <w:cs/>
+        </w:rPr>
+        <w:t>สถานีตำรวจภูธรเมืองชลบุรี</w:t>
+      </w:r>
+    </w:p>
+    <w:p>
+      <w:pPr>
+        <w:tabs>
+          <w:tab w:val="center" w:pos="5529"/>
+        </w:tabs>
+        <w:jc w:val="thaiDistribute"/>
+        <w:rPr>
+          <w:rFonts w:ascii="TH SarabunIT๙" w:hAnsi="TH SarabunIT๙" w:cs="TH SarabunIT๙"/>
+          <w:sz w:val="32"/>
+          <w:szCs w:val="32"/>
+        </w:rPr>
+      </w:pPr>
     </w:p>
     <w:p>
       <w:pPr>
@@ -1031,6 +1128,7 @@
           <w:tcPr>
             <w:tcW w:w="747" w:type="dxa"/>
             <w:vMerge w:val="restart"/>
+            <w:vAlign w:val="center"/>
           </w:tcPr>
           <w:p>
             <w:pPr>
@@ -1057,6 +1155,7 @@
           <w:tcPr>
             <w:tcW w:w="2509" w:type="dxa"/>
             <w:vMerge w:val="restart"/>
+            <w:vAlign w:val="center"/>
           </w:tcPr>
           <w:p>
             <w:pPr>
@@ -1083,6 +1182,7 @@
           <w:tcPr>
             <w:tcW w:w="3729" w:type="dxa"/>
             <w:vMerge w:val="restart"/>
+            <w:vAlign w:val="center"/>
           </w:tcPr>
           <w:p>
             <w:pPr>
@@ -1108,6 +1208,7 @@
           <w:tcPr>
             <w:tcW w:w="2814" w:type="dxa"/>
             <w:gridSpan w:val="3"/>
+            <w:vAlign w:val="center"/>
           </w:tcPr>
           <w:p>
             <w:pPr>
@@ -1140,7 +1241,7 @@
             <w:pPr>
               <w:jc w:val="center"/>
               <w:rPr>
-                <w:rFonts w:ascii="TH SarabunIT๙" w:hAnsi="TH SarabunIT๙" w:cs="TH SarabunIT๙"/>
+                <w:rFonts w:ascii="TH SarabunIT๙" w:hAnsi="TH SarabunIT๙" w:cs="TH SarabunIT๙" w:hint="cs"/>
                 <w:b/>
                 <w:bCs/>
                 <w:cs/>
@@ -1310,2017 +1411,6 @@
         </w:tc>
       </w:tr>
     </w:tbl>
-    <w:p>
-      <w:pPr>
-        <w:spacing w:after="200" w:line="276" w:lineRule="auto"/>
-        <w:rPr>
-          <w:rFonts w:ascii="TH SarabunIT๙" w:hAnsi="TH SarabunIT๙" w:cs="TH SarabunIT๙"/>
-          <w:b/>
-          <w:bCs/>
-        </w:rPr>
-      </w:pPr>
-      <w:bookmarkStart w:id="1" w:name="_Hlk190857154"/>
-      <w:r>
-        <w:rPr>
-          <w:rFonts w:ascii="TH SarabunIT๙" w:hAnsi="TH SarabunIT๙" w:cs="TH SarabunIT๙"/>
-          <w:sz w:val="36"/>
-          <w:szCs w:val="36"/>
-        </w:rPr>
-        <w:br w:type="page"/>
-      </w:r>
-      <w:r>
-        <w:rPr>
-          <w:rFonts w:ascii="TH SarabunIT๙" w:hAnsi="TH SarabunIT๙" w:cs="TH SarabunIT๙" w:hint="cs"/>
-          <w:cs/>
-        </w:rPr>
-        <w:lastRenderedPageBreak/>
-        <w:t xml:space="preserve"> </w:t>
-      </w:r>
-      <w:r>
-        <w:rPr>
-          <w:rFonts w:ascii="TH SarabunIT๙" w:hAnsi="TH SarabunIT๙" w:cs="TH SarabunIT๙"/>
-          <w:noProof/>
-        </w:rPr>
-        <w:drawing>
-          <wp:inline distT="0" distB="0" distL="0" distR="0" wp14:anchorId="43FEC501" wp14:editId="578C5364">
-            <wp:extent cx="445135" cy="540385"/>
-            <wp:effectExtent l="0" t="0" r="0" b="0"/>
-            <wp:docPr id="1" name="รูปภาพ 1"/>
-            <wp:cNvGraphicFramePr>
-              <a:graphicFrameLocks xmlns:a="http://schemas.openxmlformats.org/drawingml/2006/main" noChangeAspect="1"/>
-            </wp:cNvGraphicFramePr>
-            <a:graphic xmlns:a="http://schemas.openxmlformats.org/drawingml/2006/main">
-              <a:graphicData uri="http://schemas.openxmlformats.org/drawingml/2006/picture">
-                <pic:pic xmlns:pic="http://schemas.openxmlformats.org/drawingml/2006/picture">
-                  <pic:nvPicPr>
-                    <pic:cNvPr id="0" name="รูปภาพ 1"/>
-                    <pic:cNvPicPr>
-                      <a:picLocks noChangeAspect="1" noChangeArrowheads="1"/>
-                    </pic:cNvPicPr>
-                  </pic:nvPicPr>
-                  <pic:blipFill>
-                    <a:blip r:embed="rId7">
-                      <a:extLst>
-                        <a:ext uri="{28A0092B-C50C-407E-A947-70E740481C1C}">
-                          <a14:useLocalDpi xmlns:a14="http://schemas.microsoft.com/office/drawing/2010/main" val="0"/>
-                        </a:ext>
-                      </a:extLst>
-                    </a:blip>
-                    <a:srcRect/>
-                    <a:stretch>
-                      <a:fillRect/>
-                    </a:stretch>
-                  </pic:blipFill>
-                  <pic:spPr bwMode="auto">
-                    <a:xfrm>
-                      <a:off x="0" y="0"/>
-                      <a:ext cx="445135" cy="540385"/>
-                    </a:xfrm>
-                    <a:prstGeom prst="rect">
-                      <a:avLst/>
-                    </a:prstGeom>
-                    <a:noFill/>
-                    <a:ln>
-                      <a:noFill/>
-                    </a:ln>
-                  </pic:spPr>
-                </pic:pic>
-              </a:graphicData>
-            </a:graphic>
-          </wp:inline>
-        </w:drawing>
-      </w:r>
-      <w:r>
-        <w:rPr>
-          <w:rFonts w:ascii="TH SarabunIT๙" w:hAnsi="TH SarabunIT๙" w:cs="TH SarabunIT๙"/>
-        </w:rPr>
-        <w:t xml:space="preserve">        </w:t>
-      </w:r>
-      <w:r>
-        <w:rPr>
-          <w:rFonts w:ascii="TH SarabunIT๙" w:hAnsi="TH SarabunIT๙" w:cs="TH SarabunIT๙" w:hint="cs"/>
-          <w:cs/>
-        </w:rPr>
-        <w:t xml:space="preserve"> </w:t>
-      </w:r>
-      <w:r>
-        <w:rPr>
-          <w:rFonts w:ascii="TH SarabunIT๙" w:hAnsi="TH SarabunIT๙" w:cs="TH SarabunIT๙"/>
-        </w:rPr>
-        <w:t xml:space="preserve">                  </w:t>
-      </w:r>
-      <w:r>
-        <w:rPr>
-          <w:rFonts w:ascii="TH SarabunIT๙" w:hAnsi="TH SarabunIT๙" w:cs="TH SarabunIT๙"/>
-          <w:b/>
-          <w:bCs/>
-          <w:sz w:val="72"/>
-          <w:szCs w:val="72"/>
-          <w:cs/>
-        </w:rPr>
-        <w:t xml:space="preserve">    </w:t>
-      </w:r>
-      <w:r>
-        <w:rPr>
-          <w:rFonts w:ascii="TH SarabunIT๙" w:hAnsi="TH SarabunIT๙" w:cs="TH SarabunIT๙" w:hint="cs"/>
-          <w:b/>
-          <w:bCs/>
-          <w:sz w:val="56"/>
-          <w:szCs w:val="56"/>
-          <w:cs/>
-        </w:rPr>
-        <w:t xml:space="preserve"> </w:t>
-      </w:r>
-      <w:r>
-        <w:rPr>
-          <w:rFonts w:ascii="TH SarabunIT๙" w:hAnsi="TH SarabunIT๙" w:cs="TH SarabunIT๙"/>
-          <w:b/>
-          <w:bCs/>
-          <w:sz w:val="56"/>
-          <w:szCs w:val="56"/>
-          <w:cs/>
-        </w:rPr>
-        <w:t>บันทึกข้อความ</w:t>
-      </w:r>
-    </w:p>
-    <w:p>
-      <w:pPr>
-        <w:rPr>
-          <w:rFonts w:ascii="TH SarabunIT๙" w:hAnsi="TH SarabunIT๙" w:cs="TH SarabunIT๙"/>
-          <w:sz w:val="32"/>
-          <w:szCs w:val="32"/>
-          <w:cs/>
-        </w:rPr>
-      </w:pPr>
-      <w:r>
-        <w:rPr>
-          <w:rFonts w:ascii="TH SarabunIT๙" w:hAnsi="TH SarabunIT๙" w:cs="TH SarabunIT๙"/>
-          <w:b/>
-          <w:bCs/>
-          <w:sz w:val="32"/>
-          <w:szCs w:val="32"/>
-          <w:cs/>
-        </w:rPr>
-        <w:t>ส่วนราชการ</w:t>
-      </w:r>
-      <w:r>
-        <w:rPr>
-          <w:rFonts w:ascii="TH SarabunIT๙" w:hAnsi="TH SarabunIT๙" w:cs="TH SarabunIT๙"/>
-          <w:sz w:val="32"/>
-          <w:szCs w:val="32"/>
-          <w:cs/>
-        </w:rPr>
-        <w:t xml:space="preserve">  สภ.เมืองชลบุรี</w:t>
-      </w:r>
-      <w:r>
-        <w:rPr>
-          <w:rFonts w:ascii="TH SarabunIT๙" w:hAnsi="TH SarabunIT๙" w:cs="TH SarabunIT๙" w:hint="cs"/>
-          <w:sz w:val="32"/>
-          <w:szCs w:val="32"/>
-          <w:cs/>
-        </w:rPr>
-        <w:tab/>
-      </w:r>
-      <w:r>
-        <w:rPr>
-          <w:rFonts w:ascii="TH SarabunIT๙" w:hAnsi="TH SarabunIT๙" w:cs="TH SarabunIT๙" w:hint="cs"/>
-          <w:sz w:val="32"/>
-          <w:szCs w:val="32"/>
-          <w:cs/>
-        </w:rPr>
-        <w:tab/>
-        <w:t xml:space="preserve">       โทร  </w:t>
-      </w:r>
-      <w:r>
-        <w:rPr>
-          <w:rFonts w:ascii="TH SarabunIT๙" w:hAnsi="TH SarabunIT๙" w:cs="TH SarabunIT๙" w:hint="cs"/>
-          <w:sz w:val="32"/>
-          <w:szCs w:val="32"/>
-          <w:cs/>
-        </w:rPr>
-        <w:t xml:space="preserve">   </w:t>
-      </w:r>
-      <w:r>
-        <w:rPr>
-          <w:rFonts w:ascii="TH SarabunIT๙" w:hAnsi="TH SarabunIT๙" w:cs="TH SarabunIT๙" w:hint="cs"/>
-          <w:sz w:val="32"/>
-          <w:szCs w:val="32"/>
-          <w:cs/>
-        </w:rPr>
-        <w:t>0 3828 7500</w:t>
-      </w:r>
-    </w:p>
-    <w:p>
-      <w:pPr>
-        <w:rPr>
-          <w:rFonts w:ascii="TH SarabunIT๙" w:hAnsi="TH SarabunIT๙" w:cs="TH SarabunIT๙"/>
-          <w:sz w:val="32"/>
-          <w:szCs w:val="32"/>
-        </w:rPr>
-      </w:pPr>
-      <w:r>
-        <w:rPr>
-          <w:rFonts w:ascii="TH SarabunIT๙" w:hAnsi="TH SarabunIT๙" w:cs="TH SarabunIT๙"/>
-          <w:b/>
-          <w:bCs/>
-          <w:sz w:val="32"/>
-          <w:szCs w:val="32"/>
-          <w:cs/>
-        </w:rPr>
-        <w:t>ที่</w:t>
-      </w:r>
-      <w:r>
-        <w:rPr>
-          <w:rFonts w:ascii="TH SarabunIT๙" w:hAnsi="TH SarabunIT๙" w:cs="TH SarabunIT๙"/>
-          <w:sz w:val="32"/>
-          <w:szCs w:val="32"/>
-          <w:cs/>
-        </w:rPr>
-        <w:t xml:space="preserve">  ๐๐๑</w:t>
-      </w:r>
-      <w:r>
-        <w:rPr>
-          <w:rFonts w:ascii="TH SarabunIT๙" w:hAnsi="TH SarabunIT๙" w:cs="TH SarabunIT๙" w:hint="cs"/>
-          <w:sz w:val="32"/>
-          <w:szCs w:val="32"/>
-          <w:cs/>
-        </w:rPr>
-        <w:t>7(</w:t>
-      </w:r>
-      <w:proofErr w:type="spellStart"/>
-      <w:r>
-        <w:rPr>
-          <w:rFonts w:ascii="TH SarabunIT๙" w:hAnsi="TH SarabunIT๙" w:cs="TH SarabunIT๙" w:hint="cs"/>
-          <w:sz w:val="32"/>
-          <w:szCs w:val="32"/>
-          <w:cs/>
-        </w:rPr>
-        <w:t>ชบ</w:t>
-      </w:r>
-      <w:proofErr w:type="spellEnd"/>
-      <w:r>
-        <w:rPr>
-          <w:rFonts w:ascii="TH SarabunIT๙" w:hAnsi="TH SarabunIT๙" w:cs="TH SarabunIT๙" w:hint="cs"/>
-          <w:sz w:val="32"/>
-          <w:szCs w:val="32"/>
-          <w:cs/>
-        </w:rPr>
-        <w:t>).</w:t>
-      </w:r>
-      <w:r>
-        <w:rPr>
-          <w:rFonts w:ascii="TH SarabunIT๙" w:hAnsi="TH SarabunIT๙" w:cs="TH SarabunIT๙"/>
-          <w:sz w:val="32"/>
-          <w:szCs w:val="32"/>
-          <w:cs/>
-        </w:rPr>
-        <w:t>๕</w:t>
-      </w:r>
-      <w:r>
-        <w:rPr>
-          <w:rFonts w:ascii="TH SarabunIT๙" w:hAnsi="TH SarabunIT๙" w:cs="TH SarabunIT๙" w:hint="cs"/>
-          <w:sz w:val="32"/>
-          <w:szCs w:val="32"/>
-          <w:cs/>
-        </w:rPr>
-        <w:t>4</w:t>
-      </w:r>
-      <w:r>
-        <w:rPr>
-          <w:rFonts w:ascii="TH SarabunIT๙" w:hAnsi="TH SarabunIT๙" w:cs="TH SarabunIT๙"/>
-          <w:sz w:val="32"/>
-          <w:szCs w:val="32"/>
-          <w:cs/>
-        </w:rPr>
-        <w:t>/</w:t>
-      </w:r>
-      <w:r>
-        <w:rPr>
-          <w:rFonts w:ascii="TH SarabunIT๙" w:hAnsi="TH SarabunIT๙" w:cs="TH SarabunIT๙" w:hint="cs"/>
-          <w:sz w:val="32"/>
-          <w:szCs w:val="32"/>
-          <w:cs/>
-        </w:rPr>
-        <w:t xml:space="preserve">  -</w:t>
-      </w:r>
-      <w:r>
-        <w:rPr>
-          <w:rFonts w:ascii="TH SarabunIT๙" w:hAnsi="TH SarabunIT๙" w:cs="TH SarabunIT๙" w:hint="cs"/>
-          <w:sz w:val="32"/>
-          <w:szCs w:val="32"/>
-          <w:cs/>
-        </w:rPr>
-        <w:tab/>
-        <w:t xml:space="preserve">       </w:t>
-      </w:r>
-      <w:r>
-        <w:rPr>
-          <w:rFonts w:ascii="TH SarabunIT๙" w:hAnsi="TH SarabunIT๙" w:cs="TH SarabunIT๙" w:hint="cs"/>
-          <w:sz w:val="32"/>
-          <w:szCs w:val="32"/>
-          <w:cs/>
-        </w:rPr>
-        <w:tab/>
-        <w:t xml:space="preserve">       </w:t>
-      </w:r>
-      <w:r>
-        <w:rPr>
-          <w:rFonts w:ascii="TH SarabunIT๙" w:hAnsi="TH SarabunIT๙" w:cs="TH SarabunIT๙" w:hint="cs"/>
-          <w:sz w:val="32"/>
-          <w:szCs w:val="32"/>
-          <w:cs/>
-        </w:rPr>
-        <w:tab/>
-        <w:t xml:space="preserve">       </w:t>
-      </w:r>
-      <w:r>
-        <w:rPr>
-          <w:rFonts w:ascii="TH SarabunIT๙" w:hAnsi="TH SarabunIT๙" w:cs="TH SarabunIT๙"/>
-          <w:sz w:val="32"/>
-          <w:szCs w:val="32"/>
-          <w:cs/>
-        </w:rPr>
-        <w:t>วันที่</w:t>
-      </w:r>
-      <w:r>
-        <w:rPr>
-          <w:rFonts w:ascii="TH SarabunIT๙" w:hAnsi="TH SarabunIT๙" w:cs="TH SarabunIT๙" w:hint="cs"/>
-          <w:sz w:val="32"/>
-          <w:szCs w:val="32"/>
-          <w:cs/>
-        </w:rPr>
-        <w:t xml:space="preserve">    </w:t>
-      </w:r>
-      <w:r>
-        <w:rPr>
-          <w:rFonts w:ascii="TH SarabunIT๙" w:hAnsi="TH SarabunIT๙" w:cs="TH SarabunIT๙" w:hint="cs"/>
-          <w:sz w:val="32"/>
-          <w:szCs w:val="32"/>
-          <w:cs/>
-        </w:rPr>
-        <w:t xml:space="preserve"> </w:t>
-      </w:r>
-      <w:r>
-        <w:rPr>
-          <w:rFonts w:ascii="TH SarabunIT๙" w:hAnsi="TH SarabunIT๙" w:cs="TH SarabunIT๙" w:hint="cs"/>
-          <w:sz w:val="32"/>
-          <w:szCs w:val="32"/>
-          <w:cs/>
-        </w:rPr>
-        <w:t xml:space="preserve"> </w:t>
-      </w:r>
-      <w:r>
-        <w:rPr>
-          <w:rFonts w:ascii="TH SarabunIT๙" w:hAnsi="TH SarabunIT๙" w:cs="TH SarabunIT๙" w:hint="cs"/>
-          <w:sz w:val="32"/>
-          <w:szCs w:val="32"/>
-          <w:cs/>
-        </w:rPr>
-        <w:t xml:space="preserve"> </w:t>
-      </w:r>
-      <w:r>
-        <w:rPr>
-          <w:rFonts w:ascii="TH SarabunIT๙" w:hAnsi="TH SarabunIT๙" w:cs="TH SarabunIT๙" w:hint="cs"/>
-          <w:b/>
-          <w:bCs/>
-          <w:sz w:val="32"/>
-          <w:szCs w:val="32"/>
-          <w:cs/>
-        </w:rPr>
-        <w:tab/>
-      </w:r>
-    </w:p>
-    <w:p>
-      <w:pPr>
-        <w:spacing w:before="120" w:after="120"/>
-        <w:jc w:val="thaiDistribute"/>
-        <w:rPr>
-          <w:rFonts w:ascii="TH SarabunIT๙" w:hAnsi="TH SarabunIT๙" w:cs="TH SarabunIT๙"/>
-          <w:sz w:val="32"/>
-          <w:szCs w:val="32"/>
-          <w:cs/>
-        </w:rPr>
-      </w:pPr>
-      <w:r>
-        <w:rPr>
-          <w:rFonts w:ascii="TH SarabunIT๙" w:hAnsi="TH SarabunIT๙" w:cs="TH SarabunIT๙" w:hint="cs"/>
-          <w:b/>
-          <w:bCs/>
-          <w:sz w:val="32"/>
-          <w:szCs w:val="32"/>
-          <w:cs/>
-        </w:rPr>
-        <w:t>เรื่อง</w:t>
-      </w:r>
-      <w:r>
-        <w:rPr>
-          <w:rFonts w:ascii="TH SarabunIT๙" w:hAnsi="TH SarabunIT๙" w:cs="TH SarabunIT๙" w:hint="cs"/>
-          <w:sz w:val="32"/>
-          <w:szCs w:val="32"/>
-          <w:cs/>
-        </w:rPr>
-        <w:t xml:space="preserve"> </w:t>
-      </w:r>
-      <w:r>
-        <w:rPr>
-          <w:rFonts w:ascii="TH SarabunIT๙" w:hAnsi="TH SarabunIT๙" w:cs="TH SarabunIT๙" w:hint="cs"/>
-          <w:sz w:val="32"/>
-          <w:szCs w:val="32"/>
-          <w:cs/>
-        </w:rPr>
-        <w:t xml:space="preserve"> </w:t>
-      </w:r>
-      <w:r>
-        <w:rPr>
-          <w:rFonts w:ascii="TH SarabunIT๙" w:hAnsi="TH SarabunIT๙" w:cs="TH SarabunIT๙" w:hint="cs"/>
-          <w:sz w:val="32"/>
-          <w:szCs w:val="32"/>
-          <w:cs/>
-        </w:rPr>
-        <w:t>ขออนุมัติถอนเงินค่าธรรมเนียมการขอสำเนาข้อมูลข่าวสารฯ เพื่อนำส่ง</w:t>
-      </w:r>
-    </w:p>
-    <w:p>
-      <w:pPr>
-        <w:spacing w:after="120"/>
-        <w:rPr>
-          <w:rFonts w:ascii="TH SarabunPSK" w:eastAsia="Angsana New" w:hAnsi="TH SarabunPSK" w:cs="TH SarabunPSK"/>
-          <w:sz w:val="32"/>
-          <w:szCs w:val="32"/>
-        </w:rPr>
-      </w:pPr>
-      <w:r>
-        <w:rPr>
-          <w:rFonts w:ascii="TH SarabunPSK" w:eastAsia="Angsana New" w:hAnsi="TH SarabunPSK" w:cs="TH SarabunPSK" w:hint="cs"/>
-          <w:b/>
-          <w:bCs/>
-          <w:sz w:val="32"/>
-          <w:szCs w:val="32"/>
-          <w:cs/>
-        </w:rPr>
-        <w:t>เรียน</w:t>
-      </w:r>
-      <w:r>
-        <w:rPr>
-          <w:rFonts w:ascii="TH SarabunPSK" w:eastAsia="Angsana New" w:hAnsi="TH SarabunPSK" w:cs="TH SarabunPSK" w:hint="cs"/>
-          <w:sz w:val="32"/>
-          <w:szCs w:val="32"/>
-          <w:cs/>
-        </w:rPr>
-        <w:t xml:space="preserve">  ผกก.สภ.เมืองชลบุรี</w:t>
-      </w:r>
-      <w:r>
-        <w:rPr>
-          <w:rFonts w:ascii="TH SarabunPSK" w:eastAsia="Angsana New" w:hAnsi="TH SarabunPSK" w:cs="TH SarabunPSK"/>
-          <w:sz w:val="32"/>
-          <w:szCs w:val="32"/>
-          <w:cs/>
-        </w:rPr>
-        <w:t xml:space="preserve"> </w:t>
-      </w:r>
-    </w:p>
-    <w:p>
-      <w:pPr>
-        <w:spacing w:after="120"/>
-        <w:jc w:val="thaiDistribute"/>
-        <w:rPr>
-          <w:rFonts w:ascii="TH SarabunIT๙" w:eastAsia="Angsana New" w:hAnsi="TH SarabunIT๙" w:cs="TH SarabunIT๙"/>
-          <w:sz w:val="32"/>
-          <w:szCs w:val="32"/>
-        </w:rPr>
-      </w:pPr>
-      <w:r>
-        <w:rPr>
-          <w:rFonts w:ascii="TH SarabunIT๙" w:eastAsia="Angsana New" w:hAnsi="TH SarabunIT๙" w:cs="TH SarabunIT๙" w:hint="cs"/>
-          <w:sz w:val="32"/>
-          <w:szCs w:val="32"/>
-          <w:cs/>
-        </w:rPr>
-        <w:tab/>
-      </w:r>
-      <w:r>
-        <w:rPr>
-          <w:rFonts w:ascii="TH SarabunIT๙" w:eastAsia="Angsana New" w:hAnsi="TH SarabunIT๙" w:cs="TH SarabunIT๙" w:hint="cs"/>
-          <w:sz w:val="32"/>
-          <w:szCs w:val="32"/>
-          <w:cs/>
-        </w:rPr>
-        <w:tab/>
-      </w:r>
-      <w:r>
-        <w:rPr>
-          <w:rFonts w:ascii="TH SarabunIT๙" w:eastAsia="Angsana New" w:hAnsi="TH SarabunIT๙" w:cs="TH SarabunIT๙"/>
-          <w:sz w:val="32"/>
-          <w:szCs w:val="32"/>
-          <w:cs/>
-        </w:rPr>
-        <w:t>ตามที่ได้มีการจัดเก็บค่าเงินค่าธรรมเนียมการขอสำเนาข้อมูลข่าวสารฯ เพื่อตรวจดูข้อมูลข่าวสารส่วนบุคคล ในการตรวจสอบประวัติอาชญากรรมจากประชาชนที่มาขอรับบริการอัตราค่าธรรมเนียม</w:t>
-      </w:r>
-      <w:r>
-        <w:rPr>
-          <w:rFonts w:ascii="TH SarabunIT๙" w:eastAsia="Angsana New" w:hAnsi="TH SarabunIT๙" w:cs="TH SarabunIT๙"/>
-          <w:sz w:val="32"/>
-          <w:szCs w:val="32"/>
-          <w:cs/>
-        </w:rPr>
-        <w:br/>
-      </w:r>
-      <w:r>
-        <w:rPr>
-          <w:rFonts w:ascii="TH SarabunIT๙" w:eastAsia="Angsana New" w:hAnsi="TH SarabunIT๙" w:cs="TH SarabunIT๙"/>
-          <w:sz w:val="32"/>
-          <w:szCs w:val="32"/>
-          <w:cs/>
-        </w:rPr>
-        <w:t xml:space="preserve">รายละ ๑๐๐ บาท </w:t>
-      </w:r>
-      <w:r>
-        <w:rPr>
-          <w:rFonts w:ascii="TH SarabunIT๙" w:eastAsia="Angsana New" w:hAnsi="TH SarabunIT๙" w:cs="TH SarabunIT๙"/>
-          <w:sz w:val="32"/>
-          <w:szCs w:val="32"/>
-        </w:rPr>
-        <w:t xml:space="preserve"> </w:t>
-      </w:r>
-      <w:r>
-        <w:rPr>
-          <w:rFonts w:ascii="TH SarabunIT๙" w:eastAsia="Angsana New" w:hAnsi="TH SarabunIT๙" w:cs="TH SarabunIT๙"/>
-          <w:sz w:val="32"/>
-          <w:szCs w:val="32"/>
-          <w:cs/>
-        </w:rPr>
-        <w:t>และนำส่งให้งานการเงินเก็บรักษาไว้แล้ว นั้น</w:t>
-      </w:r>
-    </w:p>
-    <w:p>
-      <w:pPr>
-        <w:spacing w:after="120"/>
-        <w:jc w:val="thaiDistribute"/>
-        <w:rPr>
-          <w:rFonts w:ascii="TH SarabunIT๙" w:eastAsia="Angsana New" w:hAnsi="TH SarabunIT๙" w:cs="TH SarabunIT๙"/>
-          <w:sz w:val="32"/>
-          <w:szCs w:val="32"/>
-        </w:rPr>
-      </w:pPr>
-      <w:r>
-        <w:rPr>
-          <w:rFonts w:ascii="TH SarabunIT๙" w:eastAsia="Angsana New" w:hAnsi="TH SarabunIT๙" w:cs="TH SarabunIT๙" w:hint="cs"/>
-          <w:sz w:val="32"/>
-          <w:szCs w:val="32"/>
-          <w:cs/>
-        </w:rPr>
-        <w:tab/>
-      </w:r>
-      <w:r>
-        <w:rPr>
-          <w:rFonts w:ascii="TH SarabunIT๙" w:eastAsia="Angsana New" w:hAnsi="TH SarabunIT๙" w:cs="TH SarabunIT๙" w:hint="cs"/>
-          <w:sz w:val="32"/>
-          <w:szCs w:val="32"/>
-          <w:cs/>
-        </w:rPr>
-        <w:tab/>
-      </w:r>
-      <w:r>
-        <w:rPr>
-          <w:rFonts w:ascii="TH SarabunIT๙" w:eastAsia="Angsana New" w:hAnsi="TH SarabunIT๙" w:cs="TH SarabunIT๙"/>
-          <w:sz w:val="32"/>
-          <w:szCs w:val="32"/>
-          <w:cs/>
-        </w:rPr>
-        <w:t>เพื่อให้การจัดเก็บและนำส่งเงินเป็นไปด้วยความเรียบร้อย เห็นควรขออนุมัติถอนเงิน</w:t>
-      </w:r>
-      <w:r>
-        <w:rPr>
-          <w:rFonts w:ascii="TH SarabunIT๙" w:eastAsia="Angsana New" w:hAnsi="TH SarabunIT๙" w:cs="TH SarabunIT๙"/>
-          <w:sz w:val="32"/>
-          <w:szCs w:val="32"/>
-          <w:cs/>
-        </w:rPr>
-        <w:br/>
-      </w:r>
-      <w:r>
-        <w:rPr>
-          <w:rFonts w:ascii="TH SarabunIT๙" w:eastAsia="Angsana New" w:hAnsi="TH SarabunIT๙" w:cs="TH SarabunIT๙"/>
-          <w:sz w:val="32"/>
-          <w:szCs w:val="32"/>
-          <w:cs/>
-        </w:rPr>
-        <w:t>เพื่อนำส่งให้ ศพฐ.</w:t>
-      </w:r>
-      <w:r>
-        <w:rPr>
-          <w:rFonts w:ascii="TH SarabunIT๙" w:eastAsia="Angsana New" w:hAnsi="TH SarabunIT๙" w:cs="TH SarabunIT๙"/>
-          <w:sz w:val="32"/>
-          <w:szCs w:val="32"/>
-          <w:cs/>
-        </w:rPr>
-        <w:t xml:space="preserve">๒ </w:t>
-      </w:r>
-      <w:r>
-        <w:rPr>
-          <w:rFonts w:ascii="TH SarabunIT๙" w:eastAsia="Angsana New" w:hAnsi="TH SarabunIT๙" w:cs="TH SarabunIT๙" w:hint="cs"/>
-          <w:sz w:val="32"/>
-          <w:szCs w:val="32"/>
-          <w:cs/>
-        </w:rPr>
-        <w:t xml:space="preserve">ตามใบเสร็จรับเงินเล่มที่ </w:t>
-      </w:r>
-      <w:r>
-        <w:rPr>
-          <w:rFonts w:ascii="TH SarabunIT๙" w:eastAsia="Angsana New" w:hAnsi="TH SarabunIT๙" w:cs="TH SarabunIT๙" w:hint="cs"/>
-          <w:sz w:val="32"/>
-          <w:szCs w:val="32"/>
-          <w:cs/>
-        </w:rPr>
-        <w:t>080</w:t>
-      </w:r>
-      <w:r>
-        <w:rPr>
-          <w:rFonts w:ascii="TH SarabunIT๙" w:eastAsia="Angsana New" w:hAnsi="TH SarabunIT๙" w:cs="TH SarabunIT๙" w:hint="cs"/>
-          <w:sz w:val="32"/>
-          <w:szCs w:val="32"/>
-          <w:cs/>
-        </w:rPr>
-        <w:t>9</w:t>
-      </w:r>
-      <w:r>
-        <w:rPr>
-          <w:rFonts w:ascii="TH SarabunIT๙" w:eastAsia="Angsana New" w:hAnsi="TH SarabunIT๙" w:cs="TH SarabunIT๙" w:hint="cs"/>
-          <w:sz w:val="32"/>
-          <w:szCs w:val="32"/>
-          <w:cs/>
-        </w:rPr>
-        <w:t>8</w:t>
-      </w:r>
-      <w:r>
-        <w:rPr>
-          <w:rFonts w:ascii="TH SarabunIT๙" w:eastAsia="Angsana New" w:hAnsi="TH SarabunIT๙" w:cs="TH SarabunIT๙" w:hint="cs"/>
-          <w:sz w:val="32"/>
-          <w:szCs w:val="32"/>
-          <w:cs/>
-        </w:rPr>
-        <w:t xml:space="preserve"> เลขที่ </w:t>
-      </w:r>
-      <w:r>
-        <w:rPr>
-          <w:rFonts w:ascii="TH SarabunIT๙" w:eastAsia="Angsana New" w:hAnsi="TH SarabunIT๙" w:cs="TH SarabunIT๙" w:hint="cs"/>
-          <w:sz w:val="32"/>
-          <w:szCs w:val="32"/>
-          <w:cs/>
-        </w:rPr>
-        <w:t>0</w:t>
-      </w:r>
-      <w:r>
-        <w:rPr>
-          <w:rFonts w:ascii="TH SarabunIT๙" w:eastAsia="Angsana New" w:hAnsi="TH SarabunIT๙" w:cs="TH SarabunIT๙" w:hint="cs"/>
-          <w:sz w:val="32"/>
-          <w:szCs w:val="32"/>
-          <w:cs/>
-        </w:rPr>
-        <w:t>5-0</w:t>
-      </w:r>
-      <w:r>
-        <w:rPr>
-          <w:rFonts w:ascii="TH SarabunIT๙" w:eastAsia="Angsana New" w:hAnsi="TH SarabunIT๙" w:cs="TH SarabunIT๙" w:hint="cs"/>
-          <w:sz w:val="32"/>
-          <w:szCs w:val="32"/>
-          <w:cs/>
-        </w:rPr>
-        <w:t>7</w:t>
-      </w:r>
-      <w:r>
-        <w:rPr>
-          <w:rFonts w:ascii="TH SarabunIT๙" w:eastAsia="Angsana New" w:hAnsi="TH SarabunIT๙" w:cs="TH SarabunIT๙" w:hint="cs"/>
-          <w:sz w:val="32"/>
-          <w:szCs w:val="32"/>
-          <w:cs/>
-        </w:rPr>
-        <w:t xml:space="preserve"> </w:t>
-      </w:r>
-      <w:r>
-        <w:rPr>
-          <w:rFonts w:ascii="TH SarabunIT๙" w:eastAsia="Angsana New" w:hAnsi="TH SarabunIT๙" w:cs="TH SarabunIT๙" w:hint="cs"/>
-          <w:sz w:val="32"/>
-          <w:szCs w:val="32"/>
-          <w:cs/>
-        </w:rPr>
-        <w:t xml:space="preserve">ในวันที่ </w:t>
-      </w:r>
-      <w:r>
-        <w:rPr>
-          <w:rFonts w:ascii="TH SarabunIT๙" w:eastAsia="Angsana New" w:hAnsi="TH SarabunIT๙" w:cs="TH SarabunIT๙" w:hint="cs"/>
-          <w:sz w:val="32"/>
-          <w:szCs w:val="32"/>
-          <w:cs/>
-        </w:rPr>
-        <w:t>2</w:t>
-      </w:r>
-      <w:r>
-        <w:rPr>
-          <w:rFonts w:ascii="TH SarabunIT๙" w:eastAsia="Angsana New" w:hAnsi="TH SarabunIT๙" w:cs="TH SarabunIT๙" w:hint="cs"/>
-          <w:sz w:val="32"/>
-          <w:szCs w:val="32"/>
-          <w:cs/>
-        </w:rPr>
-        <w:t>9</w:t>
-      </w:r>
-      <w:r>
-        <w:rPr>
-          <w:rFonts w:ascii="TH SarabunIT๙" w:eastAsia="Angsana New" w:hAnsi="TH SarabunIT๙" w:cs="TH SarabunIT๙" w:hint="cs"/>
-          <w:sz w:val="32"/>
-          <w:szCs w:val="32"/>
-          <w:cs/>
-        </w:rPr>
-        <w:t xml:space="preserve"> เม.ย. </w:t>
-      </w:r>
-      <w:r>
-        <w:rPr>
-          <w:rFonts w:ascii="TH SarabunIT๙" w:eastAsia="Angsana New" w:hAnsi="TH SarabunIT๙" w:cs="TH SarabunIT๙" w:hint="cs"/>
-          <w:sz w:val="32"/>
-          <w:szCs w:val="32"/>
-          <w:cs/>
-        </w:rPr>
-        <w:t>69</w:t>
-      </w:r>
-      <w:r>
-        <w:rPr>
-          <w:rFonts w:ascii="TH SarabunIT๙" w:eastAsia="Angsana New" w:hAnsi="TH SarabunIT๙" w:cs="TH SarabunIT๙" w:hint="cs"/>
-          <w:sz w:val="32"/>
-          <w:szCs w:val="32"/>
-          <w:cs/>
-        </w:rPr>
-        <w:t xml:space="preserve"> </w:t>
-      </w:r>
-      <w:r>
-        <w:rPr>
-          <w:rFonts w:ascii="TH SarabunIT๙" w:eastAsia="Angsana New" w:hAnsi="TH SarabunIT๙" w:cs="TH SarabunIT๙"/>
-          <w:sz w:val="32"/>
-          <w:szCs w:val="32"/>
-          <w:cs/>
-        </w:rPr>
-        <w:t>จำนว</w:t>
-      </w:r>
-      <w:r>
-        <w:rPr>
-          <w:rFonts w:ascii="TH SarabunIT๙" w:eastAsia="Angsana New" w:hAnsi="TH SarabunIT๙" w:cs="TH SarabunIT๙" w:hint="cs"/>
-          <w:sz w:val="32"/>
-          <w:szCs w:val="32"/>
-          <w:cs/>
-        </w:rPr>
-        <w:t>น</w:t>
-      </w:r>
-      <w:r>
-        <w:rPr>
-          <w:rFonts w:ascii="TH SarabunIT๙" w:eastAsia="Angsana New" w:hAnsi="TH SarabunIT๙" w:cs="TH SarabunIT๙"/>
-          <w:sz w:val="32"/>
-          <w:szCs w:val="32"/>
-          <w:cs/>
-        </w:rPr>
-        <w:t>เงิ</w:t>
-      </w:r>
-      <w:r>
-        <w:rPr>
-          <w:rFonts w:ascii="TH SarabunIT๙" w:eastAsia="Angsana New" w:hAnsi="TH SarabunIT๙" w:cs="TH SarabunIT๙" w:hint="cs"/>
-          <w:sz w:val="32"/>
-          <w:szCs w:val="32"/>
-          <w:cs/>
-        </w:rPr>
-        <w:t>น</w:t>
-      </w:r>
-      <w:r>
-        <w:rPr>
-          <w:rFonts w:ascii="TH SarabunIT๙" w:eastAsia="Angsana New" w:hAnsi="TH SarabunIT๙" w:cs="TH SarabunIT๙" w:hint="cs"/>
-          <w:sz w:val="32"/>
-          <w:szCs w:val="32"/>
-          <w:cs/>
-        </w:rPr>
-        <w:t xml:space="preserve"> </w:t>
-      </w:r>
-      <w:r>
-        <w:rPr>
-          <w:rFonts w:ascii="TH SarabunIT๙" w:eastAsia="Angsana New" w:hAnsi="TH SarabunIT๙" w:cs="TH SarabunIT๙" w:hint="cs"/>
-          <w:sz w:val="32"/>
-          <w:szCs w:val="32"/>
-          <w:cs/>
-        </w:rPr>
-        <w:t>3</w:t>
-      </w:r>
-      <w:r>
-        <w:rPr>
-          <w:rFonts w:ascii="TH SarabunIT๙" w:eastAsia="Angsana New" w:hAnsi="TH SarabunIT๙" w:cs="TH SarabunIT๙" w:hint="cs"/>
-          <w:sz w:val="32"/>
-          <w:szCs w:val="32"/>
-          <w:cs/>
-        </w:rPr>
-        <w:t>00</w:t>
-      </w:r>
-      <w:r>
-        <w:rPr>
-          <w:rFonts w:ascii="TH SarabunIT๙" w:eastAsia="Angsana New" w:hAnsi="TH SarabunIT๙" w:cs="TH SarabunIT๙" w:hint="cs"/>
-          <w:sz w:val="32"/>
-          <w:szCs w:val="32"/>
-          <w:cs/>
-        </w:rPr>
-        <w:t xml:space="preserve"> </w:t>
-      </w:r>
-      <w:r>
-        <w:rPr>
-          <w:rFonts w:ascii="TH SarabunIT๙" w:eastAsia="Angsana New" w:hAnsi="TH SarabunIT๙" w:cs="TH SarabunIT๙"/>
-          <w:sz w:val="32"/>
-          <w:szCs w:val="32"/>
-          <w:cs/>
-        </w:rPr>
-        <w:t>บา</w:t>
-      </w:r>
-      <w:r>
-        <w:rPr>
-          <w:rFonts w:ascii="TH SarabunIT๙" w:eastAsia="Angsana New" w:hAnsi="TH SarabunIT๙" w:cs="TH SarabunIT๙" w:hint="cs"/>
-          <w:sz w:val="32"/>
-          <w:szCs w:val="32"/>
-          <w:cs/>
-        </w:rPr>
-        <w:t>ท</w:t>
-      </w:r>
-      <w:r>
-        <w:rPr>
-          <w:rFonts w:ascii="TH SarabunIT๙" w:eastAsia="Angsana New" w:hAnsi="TH SarabunIT๙" w:cs="TH SarabunIT๙" w:hint="cs"/>
-          <w:sz w:val="32"/>
-          <w:szCs w:val="32"/>
-          <w:cs/>
-        </w:rPr>
-        <w:t xml:space="preserve">  </w:t>
-      </w:r>
-      <w:r>
-        <w:rPr>
-          <w:rFonts w:ascii="TH SarabunIT๙" w:eastAsia="Angsana New" w:hAnsi="TH SarabunIT๙" w:cs="TH SarabunIT๙" w:hint="cs"/>
-          <w:sz w:val="32"/>
-          <w:szCs w:val="32"/>
-          <w:cs/>
-        </w:rPr>
-        <w:t>(</w:t>
-      </w:r>
-      <w:r>
-        <w:rPr>
-          <w:rFonts w:ascii="TH SarabunIT๙" w:eastAsia="Angsana New" w:hAnsi="TH SarabunIT๙" w:cs="TH SarabunIT๙" w:hint="cs"/>
-          <w:sz w:val="32"/>
-          <w:szCs w:val="32"/>
-          <w:cs/>
-        </w:rPr>
-        <w:t xml:space="preserve"> </w:t>
-      </w:r>
-      <w:r>
-        <w:rPr>
-          <w:rFonts w:ascii="TH SarabunIT๙" w:eastAsia="Angsana New" w:hAnsi="TH SarabunIT๙" w:cs="TH SarabunIT๙" w:hint="cs"/>
-          <w:sz w:val="32"/>
-          <w:szCs w:val="32"/>
-          <w:cs/>
-        </w:rPr>
-        <w:t>สาม</w:t>
-      </w:r>
-      <w:r>
-        <w:rPr>
-          <w:rFonts w:ascii="TH SarabunIT๙" w:eastAsia="Angsana New" w:hAnsi="TH SarabunIT๙" w:cs="TH SarabunIT๙" w:hint="cs"/>
-          <w:sz w:val="32"/>
-          <w:szCs w:val="32"/>
-          <w:cs/>
-        </w:rPr>
-        <w:t>ร้อย</w:t>
-      </w:r>
-      <w:r>
-        <w:rPr>
-          <w:rFonts w:ascii="TH SarabunIT๙" w:eastAsia="Angsana New" w:hAnsi="TH SarabunIT๙" w:cs="TH SarabunIT๙" w:hint="cs"/>
-          <w:sz w:val="32"/>
-          <w:szCs w:val="32"/>
-          <w:cs/>
-        </w:rPr>
-        <w:t>บาทถ้วน</w:t>
-      </w:r>
-      <w:r>
-        <w:rPr>
-          <w:rFonts w:ascii="TH SarabunIT๙" w:eastAsia="Angsana New" w:hAnsi="TH SarabunIT๙" w:cs="TH SarabunIT๙" w:hint="cs"/>
-          <w:sz w:val="32"/>
-          <w:szCs w:val="32"/>
-          <w:cs/>
-        </w:rPr>
-        <w:t xml:space="preserve"> </w:t>
-      </w:r>
-      <w:r>
-        <w:rPr>
-          <w:rFonts w:ascii="TH SarabunIT๙" w:eastAsia="Angsana New" w:hAnsi="TH SarabunIT๙" w:cs="TH SarabunIT๙"/>
-          <w:sz w:val="32"/>
-          <w:szCs w:val="32"/>
-          <w:cs/>
-        </w:rPr>
-        <w:t>) พร้อมนี้ได้แนบหนังสือนำส่งแผ่นพิมพ์ลายนิ้วมือ (ผนวก๙/</w:t>
-      </w:r>
-      <w:r>
-        <w:rPr>
-          <w:rFonts w:ascii="TH SarabunIT๙" w:eastAsia="Angsana New" w:hAnsi="TH SarabunIT๙" w:cs="TH SarabunIT๙"/>
-          <w:sz w:val="32"/>
-          <w:szCs w:val="32"/>
-          <w:cs/>
-        </w:rPr>
-        <w:t>๑)</w:t>
-      </w:r>
-      <w:r>
-        <w:rPr>
-          <w:rFonts w:ascii="TH SarabunIT๙" w:eastAsia="Angsana New" w:hAnsi="TH SarabunIT๙" w:cs="TH SarabunIT๙"/>
-          <w:sz w:val="32"/>
-          <w:szCs w:val="32"/>
-          <w:cs/>
-        </w:rPr>
-        <w:t xml:space="preserve"> มาด้วย</w:t>
-      </w:r>
-      <w:r>
-        <w:rPr>
-          <w:rFonts w:ascii="TH SarabunIT๙" w:eastAsia="Angsana New" w:hAnsi="TH SarabunIT๙" w:cs="TH SarabunIT๙"/>
-          <w:sz w:val="32"/>
-          <w:szCs w:val="32"/>
-          <w:cs/>
-        </w:rPr>
-        <w:t xml:space="preserve">                                                                                                                                                                                                                                                                                                                                                                                                                                                                                                                                                                                                                                                                                                                                                                                                                                                                                                                                                                                                                                                                                                                                                                                                                                                                                                                                                                                                                                                                                                                            </w:t>
-      </w:r>
-    </w:p>
-    <w:p>
-      <w:pPr>
-        <w:spacing w:after="240"/>
-        <w:jc w:val="both"/>
-        <w:rPr>
-          <w:rFonts w:ascii="TH SarabunPSK" w:eastAsia="Angsana New" w:hAnsi="TH SarabunPSK" w:cs="TH SarabunPSK"/>
-          <w:sz w:val="32"/>
-          <w:szCs w:val="32"/>
-        </w:rPr>
-      </w:pPr>
-      <w:r>
-        <w:rPr>
-          <w:rFonts w:ascii="TH SarabunPSK" w:eastAsia="Angsana New" w:hAnsi="TH SarabunPSK" w:cs="TH SarabunPSK" w:hint="cs"/>
-          <w:sz w:val="32"/>
-          <w:szCs w:val="32"/>
-          <w:cs/>
-        </w:rPr>
-        <w:tab/>
-      </w:r>
-      <w:r>
-        <w:rPr>
-          <w:rFonts w:ascii="TH SarabunPSK" w:eastAsia="Angsana New" w:hAnsi="TH SarabunPSK" w:cs="TH SarabunPSK" w:hint="cs"/>
-          <w:sz w:val="32"/>
-          <w:szCs w:val="32"/>
-          <w:cs/>
-        </w:rPr>
-        <w:tab/>
-      </w:r>
-      <w:r>
-        <w:rPr>
-          <w:rFonts w:ascii="TH SarabunPSK" w:eastAsia="Angsana New" w:hAnsi="TH SarabunPSK" w:cs="TH SarabunPSK" w:hint="cs"/>
-          <w:sz w:val="32"/>
-          <w:szCs w:val="32"/>
-          <w:cs/>
-        </w:rPr>
-        <w:t xml:space="preserve">จึงเรียนมาเพื่อโปรดพิจารณาอนุมัติ </w:t>
-      </w:r>
-    </w:p>
-    <w:p>
-      <w:pPr>
-        <w:jc w:val="both"/>
-        <w:rPr>
-          <w:rFonts w:ascii="TH SarabunPSK" w:eastAsia="Angsana New" w:hAnsi="TH SarabunPSK" w:cs="TH SarabunPSK"/>
-          <w:sz w:val="32"/>
-          <w:szCs w:val="32"/>
-        </w:rPr>
-      </w:pPr>
-      <w:r>
-        <w:rPr>
-          <w:rFonts w:ascii="TH SarabunPSK" w:eastAsia="Angsana New" w:hAnsi="TH SarabunPSK" w:cs="TH SarabunPSK"/>
-          <w:sz w:val="32"/>
-          <w:szCs w:val="32"/>
-          <w:cs/>
-        </w:rPr>
-        <w:t xml:space="preserve">                                                            </w:t>
-      </w:r>
-      <w:r>
-        <w:rPr>
-          <w:rFonts w:ascii="TH SarabunPSK" w:eastAsia="Angsana New" w:hAnsi="TH SarabunPSK" w:cs="TH SarabunPSK"/>
-          <w:sz w:val="32"/>
-          <w:szCs w:val="32"/>
-        </w:rPr>
-        <w:tab/>
-      </w:r>
-      <w:r>
-        <w:rPr>
-          <w:rFonts w:ascii="TH SarabunPSK" w:eastAsia="Angsana New" w:hAnsi="TH SarabunPSK" w:cs="TH SarabunPSK" w:hint="cs"/>
-          <w:sz w:val="32"/>
-          <w:szCs w:val="32"/>
-          <w:cs/>
-        </w:rPr>
-        <w:t xml:space="preserve">ลงชื่อ                                       </w:t>
-      </w:r>
-      <w:r>
-        <w:rPr>
-          <w:rFonts w:ascii="TH SarabunPSK" w:eastAsia="Angsana New" w:hAnsi="TH SarabunPSK" w:cs="TH SarabunPSK"/>
-          <w:sz w:val="32"/>
-          <w:szCs w:val="32"/>
-          <w:cs/>
-        </w:rPr>
-        <w:t xml:space="preserve">     </w:t>
-      </w:r>
-      <w:r>
-        <w:rPr>
-          <w:rFonts w:ascii="TH SarabunPSK" w:eastAsia="Angsana New" w:hAnsi="TH SarabunPSK" w:cs="TH SarabunPSK" w:hint="cs"/>
-          <w:sz w:val="32"/>
-          <w:szCs w:val="32"/>
-          <w:cs/>
-        </w:rPr>
-        <w:t xml:space="preserve">                                  </w:t>
-      </w:r>
-    </w:p>
-    <w:p>
-      <w:pPr>
-        <w:tabs>
-          <w:tab w:val="left" w:pos="7275"/>
-        </w:tabs>
-        <w:rPr>
-          <w:rFonts w:ascii="TH SarabunPSK" w:hAnsi="TH SarabunPSK" w:cs="TH SarabunPSK"/>
-          <w:sz w:val="32"/>
-          <w:szCs w:val="32"/>
-        </w:rPr>
-      </w:pPr>
-      <w:r>
-        <w:rPr>
-          <w:rFonts w:ascii="TH SarabunPSK" w:hAnsi="TH SarabunPSK" w:cs="TH SarabunPSK" w:hint="cs"/>
-          <w:sz w:val="32"/>
-          <w:szCs w:val="32"/>
-          <w:cs/>
-        </w:rPr>
-        <w:t xml:space="preserve">                                                                              </w:t>
-      </w:r>
-    </w:p>
-    <w:p>
-      <w:pPr>
-        <w:tabs>
-          <w:tab w:val="left" w:pos="7275"/>
-        </w:tabs>
-        <w:rPr>
-          <w:rFonts w:ascii="TH SarabunPSK" w:hAnsi="TH SarabunPSK" w:cs="TH SarabunPSK"/>
-          <w:sz w:val="32"/>
-          <w:szCs w:val="32"/>
-        </w:rPr>
-      </w:pPr>
-      <w:r>
-        <w:rPr>
-          <w:rFonts w:ascii="TH SarabunPSK" w:hAnsi="TH SarabunPSK" w:cs="TH SarabunPSK" w:hint="cs"/>
-          <w:sz w:val="32"/>
-          <w:szCs w:val="32"/>
-          <w:cs/>
-        </w:rPr>
-        <w:t xml:space="preserve">                     </w:t>
-      </w:r>
-      <w:r>
-        <w:rPr>
-          <w:rFonts w:ascii="TH SarabunPSK" w:hAnsi="TH SarabunPSK" w:cs="TH SarabunPSK" w:hint="cs"/>
-          <w:b/>
-          <w:bCs/>
-          <w:sz w:val="32"/>
-          <w:szCs w:val="32"/>
-          <w:cs/>
-        </w:rPr>
-        <w:t xml:space="preserve">    </w:t>
-      </w:r>
-      <w:r>
-        <w:rPr>
-          <w:rFonts w:ascii="TH SarabunPSK" w:hAnsi="TH SarabunPSK" w:cs="TH SarabunPSK" w:hint="cs"/>
-          <w:sz w:val="32"/>
-          <w:szCs w:val="32"/>
-          <w:cs/>
-        </w:rPr>
-        <w:t xml:space="preserve">                                              </w:t>
-      </w:r>
-    </w:p>
-    <w:p>
-      <w:pPr>
-        <w:tabs>
-          <w:tab w:val="left" w:pos="7275"/>
-        </w:tabs>
-        <w:rPr>
-          <w:rFonts w:ascii="TH SarabunPSK" w:hAnsi="TH SarabunPSK" w:cs="TH SarabunPSK"/>
-          <w:b/>
-          <w:bCs/>
-          <w:sz w:val="32"/>
-          <w:szCs w:val="32"/>
-        </w:rPr>
-      </w:pPr>
-      <w:r>
-        <w:rPr>
-          <w:rFonts w:ascii="TH SarabunPSK" w:hAnsi="TH SarabunPSK" w:cs="TH SarabunPSK" w:hint="cs"/>
-          <w:sz w:val="32"/>
-          <w:szCs w:val="32"/>
-          <w:cs/>
-        </w:rPr>
-        <w:t xml:space="preserve">    </w:t>
-      </w:r>
-      <w:r>
-        <w:rPr>
-          <w:rFonts w:ascii="TH SarabunPSK" w:hAnsi="TH SarabunPSK" w:cs="TH SarabunPSK" w:hint="cs"/>
-          <w:sz w:val="32"/>
-          <w:szCs w:val="32"/>
-          <w:cs/>
-        </w:rPr>
-        <w:t xml:space="preserve">            </w:t>
-      </w:r>
-      <w:r>
-        <w:rPr>
-          <w:rFonts w:ascii="TH SarabunPSK" w:hAnsi="TH SarabunPSK" w:cs="TH SarabunPSK" w:hint="cs"/>
-          <w:sz w:val="32"/>
-          <w:szCs w:val="32"/>
-          <w:cs/>
-        </w:rPr>
-        <w:t xml:space="preserve">                   </w:t>
-      </w:r>
-      <w:r>
-        <w:rPr>
-          <w:rFonts w:ascii="TH SarabunPSK" w:hAnsi="TH SarabunPSK" w:cs="TH SarabunPSK" w:hint="cs"/>
-          <w:sz w:val="32"/>
-          <w:szCs w:val="32"/>
-          <w:cs/>
-        </w:rPr>
-        <w:t xml:space="preserve"> </w:t>
-      </w:r>
-      <w:r>
-        <w:rPr>
-          <w:rFonts w:ascii="TH SarabunPSK" w:hAnsi="TH SarabunPSK" w:cs="TH SarabunPSK" w:hint="cs"/>
-          <w:b/>
-          <w:bCs/>
-          <w:sz w:val="32"/>
-          <w:szCs w:val="32"/>
-          <w:cs/>
-        </w:rPr>
-        <w:t>อนุมัติ</w:t>
-      </w:r>
-    </w:p>
-    <w:p>
-      <w:pPr>
-        <w:tabs>
-          <w:tab w:val="center" w:pos="5529"/>
-        </w:tabs>
-        <w:rPr>
-          <w:rFonts w:ascii="TH SarabunPSK" w:hAnsi="TH SarabunPSK" w:cs="TH SarabunPSK"/>
-          <w:b/>
-          <w:bCs/>
-          <w:sz w:val="32"/>
-          <w:szCs w:val="32"/>
-        </w:rPr>
-      </w:pPr>
-    </w:p>
-    <w:p>
-      <w:pPr>
-        <w:rPr>
-          <w:rFonts w:ascii="TH SarabunPSK" w:hAnsi="TH SarabunPSK" w:cs="TH SarabunPSK"/>
-          <w:sz w:val="32"/>
-          <w:szCs w:val="32"/>
-        </w:rPr>
-      </w:pPr>
-      <w:r>
-        <w:rPr>
-          <w:rFonts w:ascii="TH SarabunPSK" w:hAnsi="TH SarabunPSK" w:cs="TH SarabunPSK" w:hint="cs"/>
-          <w:sz w:val="32"/>
-          <w:szCs w:val="32"/>
-          <w:cs/>
-        </w:rPr>
-        <w:t xml:space="preserve">       </w:t>
-      </w:r>
-      <w:r>
-        <w:rPr>
-          <w:rFonts w:ascii="TH SarabunPSK" w:hAnsi="TH SarabunPSK" w:cs="TH SarabunPSK" w:hint="cs"/>
-          <w:sz w:val="32"/>
-          <w:szCs w:val="32"/>
-          <w:cs/>
-        </w:rPr>
-        <w:t xml:space="preserve">        </w:t>
-      </w:r>
-      <w:r>
-        <w:rPr>
-          <w:rFonts w:ascii="TH SarabunPSK" w:hAnsi="TH SarabunPSK" w:cs="TH SarabunPSK" w:hint="cs"/>
-          <w:sz w:val="32"/>
-          <w:szCs w:val="32"/>
-          <w:cs/>
-        </w:rPr>
-        <w:t xml:space="preserve">  </w:t>
-      </w:r>
-      <w:r>
-        <w:rPr>
-          <w:rFonts w:ascii="TH SarabunPSK" w:hAnsi="TH SarabunPSK" w:cs="TH SarabunPSK"/>
-          <w:sz w:val="32"/>
-          <w:szCs w:val="32"/>
-          <w:cs/>
-        </w:rPr>
-        <w:t xml:space="preserve"> </w:t>
-      </w:r>
-      <w:r>
-        <w:rPr>
-          <w:rFonts w:ascii="TH SarabunPSK" w:hAnsi="TH SarabunPSK" w:cs="TH SarabunPSK" w:hint="cs"/>
-          <w:sz w:val="32"/>
-          <w:szCs w:val="32"/>
-          <w:cs/>
-        </w:rPr>
-        <w:t xml:space="preserve"> </w:t>
-      </w:r>
-      <w:r>
-        <w:rPr>
-          <w:rFonts w:ascii="TH SarabunPSK" w:hAnsi="TH SarabunPSK" w:cs="TH SarabunPSK" w:hint="cs"/>
-          <w:sz w:val="32"/>
-          <w:szCs w:val="32"/>
-          <w:cs/>
-        </w:rPr>
-        <w:t xml:space="preserve"> </w:t>
-      </w:r>
-      <w:r>
-        <w:rPr>
-          <w:rFonts w:ascii="TH SarabunPSK" w:hAnsi="TH SarabunPSK" w:cs="TH SarabunPSK" w:hint="cs"/>
-          <w:sz w:val="32"/>
-          <w:szCs w:val="32"/>
-          <w:cs/>
-        </w:rPr>
-        <w:t xml:space="preserve">   </w:t>
-      </w:r>
-      <w:r>
-        <w:rPr>
-          <w:rFonts w:ascii="TH SarabunPSK" w:hAnsi="TH SarabunPSK" w:cs="TH SarabunPSK" w:hint="cs"/>
-          <w:sz w:val="32"/>
-          <w:szCs w:val="32"/>
-          <w:cs/>
-        </w:rPr>
-        <w:t xml:space="preserve">    </w:t>
-      </w:r>
-      <w:r>
-        <w:rPr>
-          <w:rFonts w:ascii="TH SarabunPSK" w:hAnsi="TH SarabunPSK" w:cs="TH SarabunPSK" w:hint="cs"/>
-          <w:sz w:val="32"/>
-          <w:szCs w:val="32"/>
-          <w:cs/>
-        </w:rPr>
-        <w:t xml:space="preserve"> </w:t>
-      </w:r>
-      <w:r>
-        <w:rPr>
-          <w:rFonts w:ascii="TH SarabunPSK" w:hAnsi="TH SarabunPSK" w:cs="TH SarabunPSK" w:hint="cs"/>
-          <w:sz w:val="32"/>
-          <w:szCs w:val="32"/>
-          <w:cs/>
-        </w:rPr>
-        <w:t xml:space="preserve">  </w:t>
-      </w:r>
-      <w:r>
-        <w:rPr>
-          <w:rFonts w:ascii="TH SarabunPSK" w:hAnsi="TH SarabunPSK" w:cs="TH SarabunPSK" w:hint="cs"/>
-          <w:sz w:val="32"/>
-          <w:szCs w:val="32"/>
-          <w:cs/>
-        </w:rPr>
-        <w:t xml:space="preserve">  </w:t>
-      </w:r>
-      <w:r>
-        <w:rPr>
-          <w:rFonts w:ascii="TH SarabunPSK" w:hAnsi="TH SarabunPSK" w:cs="TH SarabunPSK"/>
-          <w:sz w:val="32"/>
-          <w:szCs w:val="32"/>
-          <w:cs/>
-        </w:rPr>
-        <w:t xml:space="preserve">     </w:t>
-      </w:r>
-    </w:p>
-    <w:p>
-      <w:pPr>
-        <w:rPr>
-          <w:rFonts w:ascii="TH SarabunPSK" w:hAnsi="TH SarabunPSK" w:cs="TH SarabunPSK"/>
-          <w:sz w:val="32"/>
-          <w:szCs w:val="32"/>
-          <w:cs/>
-        </w:rPr>
-      </w:pPr>
-      <w:r>
-        <w:rPr>
-          <w:rFonts w:ascii="TH SarabunPSK" w:hAnsi="TH SarabunPSK" w:cs="TH SarabunPSK"/>
-          <w:sz w:val="32"/>
-          <w:szCs w:val="32"/>
-          <w:cs/>
-        </w:rPr>
-        <w:t xml:space="preserve">       </w:t>
-      </w:r>
-      <w:r>
-        <w:rPr>
-          <w:rFonts w:ascii="TH SarabunPSK" w:hAnsi="TH SarabunPSK" w:cs="TH SarabunPSK" w:hint="cs"/>
-          <w:sz w:val="32"/>
-          <w:szCs w:val="32"/>
-          <w:cs/>
-        </w:rPr>
-        <w:t xml:space="preserve"> </w:t>
-      </w:r>
-      <w:r>
-        <w:rPr>
-          <w:rFonts w:ascii="TH SarabunPSK" w:hAnsi="TH SarabunPSK" w:cs="TH SarabunPSK"/>
-          <w:sz w:val="32"/>
-          <w:szCs w:val="32"/>
-          <w:cs/>
-        </w:rPr>
-        <w:t xml:space="preserve">      </w:t>
-      </w:r>
-      <w:r>
-        <w:rPr>
-          <w:rFonts w:ascii="TH SarabunPSK" w:hAnsi="TH SarabunPSK" w:cs="TH SarabunPSK"/>
-          <w:sz w:val="32"/>
-          <w:szCs w:val="32"/>
-          <w:cs/>
-        </w:rPr>
-        <w:t xml:space="preserve">    </w:t>
-      </w:r>
-      <w:r>
-        <w:rPr>
-          <w:rFonts w:ascii="TH SarabunPSK" w:hAnsi="TH SarabunPSK" w:cs="TH SarabunPSK" w:hint="cs"/>
-          <w:sz w:val="32"/>
-          <w:szCs w:val="32"/>
-          <w:cs/>
-        </w:rPr>
-        <w:t xml:space="preserve">  </w:t>
-      </w:r>
-      <w:r>
-        <w:rPr>
-          <w:rFonts w:ascii="TH SarabunPSK" w:hAnsi="TH SarabunPSK" w:cs="TH SarabunPSK"/>
-          <w:sz w:val="32"/>
-          <w:szCs w:val="32"/>
-          <w:cs/>
-        </w:rPr>
-        <w:t xml:space="preserve">     </w:t>
-      </w:r>
-    </w:p>
-    <w:p>
-      <w:pPr>
-        <w:rPr>
-          <w:rFonts w:ascii="TH SarabunPSK" w:hAnsi="TH SarabunPSK" w:cs="TH SarabunPSK" w:hint="cs"/>
-          <w:sz w:val="32"/>
-          <w:szCs w:val="32"/>
-        </w:rPr>
-      </w:pPr>
-      <w:r>
-        <w:rPr>
-          <w:rFonts w:ascii="TH SarabunPSK" w:hAnsi="TH SarabunPSK" w:cs="TH SarabunPSK"/>
-          <w:sz w:val="32"/>
-          <w:szCs w:val="32"/>
-          <w:cs/>
-        </w:rPr>
-        <w:t xml:space="preserve">    </w:t>
-      </w:r>
-      <w:r>
-        <w:rPr>
-          <w:rFonts w:ascii="TH SarabunPSK" w:hAnsi="TH SarabunPSK" w:cs="TH SarabunPSK" w:hint="cs"/>
-          <w:sz w:val="32"/>
-          <w:szCs w:val="32"/>
-          <w:cs/>
-        </w:rPr>
-        <w:t xml:space="preserve">      </w:t>
-      </w:r>
-      <w:r>
-        <w:rPr>
-          <w:rFonts w:ascii="TH SarabunPSK" w:hAnsi="TH SarabunPSK" w:cs="TH SarabunPSK" w:hint="cs"/>
-          <w:sz w:val="32"/>
-          <w:szCs w:val="32"/>
-          <w:cs/>
-        </w:rPr>
-        <w:t xml:space="preserve">             </w:t>
-      </w:r>
-      <w:r>
-        <w:rPr>
-          <w:rFonts w:ascii="TH SarabunPSK" w:hAnsi="TH SarabunPSK" w:cs="TH SarabunPSK" w:hint="cs"/>
-          <w:sz w:val="32"/>
-          <w:szCs w:val="32"/>
-          <w:cs/>
-        </w:rPr>
-        <w:t xml:space="preserve"> </w:t>
-      </w:r>
-    </w:p>
-    <w:p>
-      <w:pPr>
-        <w:rPr>
-          <w:rFonts w:ascii="TH SarabunPSK" w:hAnsi="TH SarabunPSK" w:cs="TH SarabunPSK"/>
-          <w:sz w:val="32"/>
-          <w:szCs w:val="32"/>
-        </w:rPr>
-      </w:pPr>
-    </w:p>
-    <w:p>
-      <w:pPr>
-        <w:tabs>
-          <w:tab w:val="left" w:pos="7275"/>
-        </w:tabs>
-        <w:rPr>
-          <w:rFonts w:ascii="TH SarabunPSK" w:hAnsi="TH SarabunPSK" w:cs="TH SarabunPSK"/>
-          <w:sz w:val="32"/>
-          <w:szCs w:val="32"/>
-        </w:rPr>
-      </w:pPr>
-      <w:r>
-        <w:rPr>
-          <w:rFonts w:ascii="TH SarabunPSK" w:eastAsia="Angsana New" w:hAnsi="TH SarabunPSK" w:cs="TH SarabunPSK"/>
-          <w:noProof/>
-          <w:sz w:val="32"/>
-          <w:szCs w:val="32"/>
-        </w:rPr>
-        <mc:AlternateContent>
-          <mc:Choice Requires="wps">
-            <w:drawing>
-              <wp:anchor distT="0" distB="0" distL="114300" distR="114300" simplePos="0" relativeHeight="251659264" behindDoc="0" locked="0" layoutInCell="1" allowOverlap="1" wp14:anchorId="5227AAFC" wp14:editId="58F81156">
-                <wp:simplePos x="0" y="0"/>
-                <wp:positionH relativeFrom="column">
-                  <wp:posOffset>4382770</wp:posOffset>
-                </wp:positionH>
-                <wp:positionV relativeFrom="paragraph">
-                  <wp:posOffset>0</wp:posOffset>
-                </wp:positionV>
-                <wp:extent cx="152400" cy="171450"/>
-                <wp:effectExtent l="0" t="0" r="19050" b="19050"/>
-                <wp:wrapNone/>
-                <wp:docPr id="88" name="Rectangle 18"/>
-                <wp:cNvGraphicFramePr>
-                  <a:graphicFrameLocks xmlns:a="http://schemas.openxmlformats.org/drawingml/2006/main"/>
-                </wp:cNvGraphicFramePr>
-                <a:graphic xmlns:a="http://schemas.openxmlformats.org/drawingml/2006/main">
-                  <a:graphicData uri="http://schemas.microsoft.com/office/word/2010/wordprocessingShape">
-                    <wps:wsp>
-                      <wps:cNvSpPr>
-                        <a:spLocks noChangeArrowheads="1"/>
-                      </wps:cNvSpPr>
-                      <wps:spPr bwMode="auto">
-                        <a:xfrm>
-                          <a:off x="0" y="0"/>
-                          <a:ext cx="152400" cy="171450"/>
-                        </a:xfrm>
-                        <a:prstGeom prst="rect">
-                          <a:avLst/>
-                        </a:prstGeom>
-                        <a:solidFill>
-                          <a:srgbClr val="FFFFFF"/>
-                        </a:solidFill>
-                        <a:ln w="9525">
-                          <a:solidFill>
-                            <a:srgbClr val="000000"/>
-                          </a:solidFill>
-                          <a:miter lim="800000"/>
-                          <a:headEnd/>
-                          <a:tailEnd/>
-                        </a:ln>
-                      </wps:spPr>
-                      <wps:bodyPr rot="0" vert="horz" wrap="square" lIns="91440" tIns="45720" rIns="91440" bIns="45720" anchor="t" anchorCtr="0" upright="1">
-                        <a:noAutofit/>
-                      </wps:bodyPr>
-                    </wps:wsp>
-                  </a:graphicData>
-                </a:graphic>
-                <wp14:sizeRelH relativeFrom="page">
-                  <wp14:pctWidth>0</wp14:pctWidth>
-                </wp14:sizeRelH>
-                <wp14:sizeRelV relativeFrom="page">
-                  <wp14:pctHeight>0</wp14:pctHeight>
-                </wp14:sizeRelV>
-              </wp:anchor>
-            </w:drawing>
-          </mc:Choice>
-          <mc:Fallback>
-            <w:pict>
-              <v:rect w14:anchorId="43FBCE61" id="Rectangle 18" o:spid="_x0000_s1026" style="position:absolute;margin-left:345.1pt;margin-top:0;width:12pt;height:13.5pt;z-index:251658240;visibility:visible;mso-wrap-style:square;mso-width-percent:0;mso-height-percent:0;mso-wrap-distance-left:9pt;mso-wrap-distance-top:0;mso-wrap-distance-right:9pt;mso-wrap-distance-bottom:0;mso-position-horizontal:absolute;mso-position-horizontal-relative:text;mso-position-vertical:absolute;mso-position-vertical-relative:text;mso-width-percent:0;mso-height-percent:0;mso-width-relative:page;mso-height-relative:page;v-text-anchor:top" o:gfxdata="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"/>
-            </w:pict>
-          </mc:Fallback>
-        </mc:AlternateContent>
-      </w:r>
-      <w:r>
-        <w:rPr>
-          <w:rFonts w:ascii="TH SarabunPSK" w:eastAsia="Angsana New" w:hAnsi="TH SarabunPSK" w:cs="TH SarabunPSK"/>
-          <w:noProof/>
-          <w:sz w:val="32"/>
-          <w:szCs w:val="32"/>
-        </w:rPr>
-        <mc:AlternateContent>
-          <mc:Choice Requires="wps">
-            <w:drawing>
-              <wp:anchor distT="0" distB="0" distL="114300" distR="114300" simplePos="0" relativeHeight="251655168" behindDoc="0" locked="0" layoutInCell="1" allowOverlap="1" wp14:anchorId="206D3F63" wp14:editId="3FBDF0E6">
-                <wp:simplePos x="0" y="0"/>
-                <wp:positionH relativeFrom="column">
-                  <wp:posOffset>3717925</wp:posOffset>
-                </wp:positionH>
-                <wp:positionV relativeFrom="paragraph">
-                  <wp:posOffset>-635</wp:posOffset>
-                </wp:positionV>
-                <wp:extent cx="152400" cy="171450"/>
-                <wp:effectExtent l="0" t="0" r="19050" b="19050"/>
-                <wp:wrapNone/>
-                <wp:docPr id="84" name="Rectangle 18"/>
-                <wp:cNvGraphicFramePr>
-                  <a:graphicFrameLocks xmlns:a="http://schemas.openxmlformats.org/drawingml/2006/main"/>
-                </wp:cNvGraphicFramePr>
-                <a:graphic xmlns:a="http://schemas.openxmlformats.org/drawingml/2006/main">
-                  <a:graphicData uri="http://schemas.microsoft.com/office/word/2010/wordprocessingShape">
-                    <wps:wsp>
-                      <wps:cNvSpPr>
-                        <a:spLocks noChangeArrowheads="1"/>
-                      </wps:cNvSpPr>
-                      <wps:spPr bwMode="auto">
-                        <a:xfrm>
-                          <a:off x="0" y="0"/>
-                          <a:ext cx="152400" cy="171450"/>
-                        </a:xfrm>
-                        <a:prstGeom prst="rect">
-                          <a:avLst/>
-                        </a:prstGeom>
-                        <a:solidFill>
-                          <a:srgbClr val="FFFFFF"/>
-                        </a:solidFill>
-                        <a:ln w="9525">
-                          <a:solidFill>
-                            <a:srgbClr val="000000"/>
-                          </a:solidFill>
-                          <a:miter lim="800000"/>
-                          <a:headEnd/>
-                          <a:tailEnd/>
-                        </a:ln>
-                      </wps:spPr>
-                      <wps:bodyPr rot="0" vert="horz" wrap="square" lIns="91440" tIns="45720" rIns="91440" bIns="45720" anchor="t" anchorCtr="0" upright="1">
-                        <a:noAutofit/>
-                      </wps:bodyPr>
-                    </wps:wsp>
-                  </a:graphicData>
-                </a:graphic>
-                <wp14:sizeRelH relativeFrom="page">
-                  <wp14:pctWidth>0</wp14:pctWidth>
-                </wp14:sizeRelH>
-                <wp14:sizeRelV relativeFrom="page">
-                  <wp14:pctHeight>0</wp14:pctHeight>
-                </wp14:sizeRelV>
-              </wp:anchor>
-            </w:drawing>
-          </mc:Choice>
-          <mc:Fallback>
-            <w:pict>
-              <v:rect w14:anchorId="722D0160" id="Rectangle 18" o:spid="_x0000_s1026" style="position:absolute;margin-left:292.75pt;margin-top:-.05pt;width:12pt;height:13.5pt;z-index:251654144;visibility:visible;mso-wrap-style:square;mso-width-percent:0;mso-height-percent:0;mso-wrap-distance-left:9pt;mso-wrap-distance-top:0;mso-wrap-distance-right:9pt;mso-wrap-distance-bottom:0;mso-position-horizontal:absolute;mso-position-horizontal-relative:text;mso-position-vertical:absolute;mso-position-vertical-relative:text;mso-width-percent:0;mso-height-percent:0;mso-width-relative:page;mso-height-relative:page;v-text-anchor:top" o:gfxdata="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"/>
-            </w:pict>
-          </mc:Fallback>
-        </mc:AlternateContent>
-      </w:r>
-      <w:r>
-        <w:rPr>
-          <w:rFonts w:ascii="TH SarabunPSK" w:hAnsi="TH SarabunPSK" w:cs="TH SarabunPSK" w:hint="cs"/>
-          <w:sz w:val="32"/>
-          <w:szCs w:val="32"/>
-          <w:cs/>
-        </w:rPr>
-        <w:t xml:space="preserve"> </w:t>
-      </w:r>
-      <w:r>
-        <w:rPr>
-          <w:rFonts w:ascii="TH SarabunPSK" w:hAnsi="TH SarabunPSK" w:cs="TH SarabunPSK" w:hint="cs"/>
-          <w:sz w:val="32"/>
-          <w:szCs w:val="32"/>
-          <w:cs/>
-        </w:rPr>
-        <w:t xml:space="preserve">                                                     ได้รับเงินค่าธรรมเนียมฯ       เงินสด       เช็คเลขที่................</w:t>
-      </w:r>
-    </w:p>
-    <w:p>
-      <w:pPr>
-        <w:jc w:val="both"/>
-        <w:rPr>
-          <w:rFonts w:ascii="TH SarabunPSK" w:eastAsia="Angsana New" w:hAnsi="TH SarabunPSK" w:cs="TH SarabunPSK"/>
-          <w:sz w:val="32"/>
-          <w:szCs w:val="32"/>
-        </w:rPr>
-      </w:pPr>
-      <w:r>
-        <w:rPr>
-          <w:rFonts w:ascii="TH SarabunPSK" w:eastAsia="Angsana New" w:hAnsi="TH SarabunPSK" w:cs="TH SarabunPSK" w:hint="cs"/>
-          <w:sz w:val="32"/>
-          <w:szCs w:val="32"/>
-          <w:cs/>
-        </w:rPr>
-        <w:t xml:space="preserve">                                          </w:t>
-      </w:r>
-      <w:r>
-        <w:rPr>
-          <w:rFonts w:ascii="TH SarabunPSK" w:eastAsia="Angsana New" w:hAnsi="TH SarabunPSK" w:cs="TH SarabunPSK"/>
-          <w:sz w:val="32"/>
-          <w:szCs w:val="32"/>
-        </w:rPr>
-        <w:tab/>
-      </w:r>
-      <w:r>
-        <w:rPr>
-          <w:rFonts w:ascii="TH SarabunPSK" w:eastAsia="Angsana New" w:hAnsi="TH SarabunPSK" w:cs="TH SarabunPSK" w:hint="cs"/>
-          <w:sz w:val="32"/>
-          <w:szCs w:val="32"/>
-          <w:cs/>
-        </w:rPr>
-        <w:t xml:space="preserve">  ลง...................................ตามรายละเอียดข้างต้นเรียบร้อยแล้ว</w:t>
-      </w:r>
-    </w:p>
-    <w:p>
-      <w:pPr>
-        <w:jc w:val="both"/>
-        <w:rPr>
-          <w:rFonts w:ascii="TH SarabunPSK" w:eastAsia="Angsana New" w:hAnsi="TH SarabunPSK" w:cs="TH SarabunPSK"/>
-          <w:sz w:val="32"/>
-          <w:szCs w:val="32"/>
-        </w:rPr>
-      </w:pPr>
-      <w:r>
-        <w:rPr>
-          <w:rFonts w:ascii="TH SarabunPSK" w:eastAsia="Angsana New" w:hAnsi="TH SarabunPSK" w:cs="TH SarabunPSK" w:hint="cs"/>
-          <w:sz w:val="32"/>
-          <w:szCs w:val="32"/>
-          <w:cs/>
-        </w:rPr>
-        <w:t xml:space="preserve">                                                      จึงบันทึก การรับ-จ่าย ไว้เป็นหลักฐาน</w:t>
-      </w:r>
-      <w:r>
-        <w:rPr>
-          <w:rFonts w:ascii="TH SarabunPSK" w:eastAsia="Angsana New" w:hAnsi="TH SarabunPSK" w:cs="TH SarabunPSK"/>
-          <w:sz w:val="32"/>
-          <w:szCs w:val="32"/>
-          <w:cs/>
-        </w:rPr>
-        <w:t xml:space="preserve"> </w:t>
-      </w:r>
-    </w:p>
-    <w:p>
-      <w:pPr>
-        <w:jc w:val="both"/>
-        <w:rPr>
-          <w:rFonts w:ascii="TH SarabunPSK" w:eastAsia="Angsana New" w:hAnsi="TH SarabunPSK" w:cs="TH SarabunPSK"/>
-          <w:sz w:val="32"/>
-          <w:szCs w:val="32"/>
-        </w:rPr>
-      </w:pPr>
-    </w:p>
-    <w:p>
-      <w:pPr>
-        <w:jc w:val="both"/>
-        <w:rPr>
-          <w:rFonts w:ascii="TH SarabunPSK" w:eastAsia="Angsana New" w:hAnsi="TH SarabunPSK" w:cs="TH SarabunPSK"/>
-          <w:sz w:val="16"/>
-          <w:szCs w:val="16"/>
-        </w:rPr>
-      </w:pPr>
-    </w:p>
-    <w:p>
-      <w:pPr>
-        <w:jc w:val="both"/>
-        <w:rPr>
-          <w:rFonts w:ascii="TH SarabunPSK" w:eastAsia="Angsana New" w:hAnsi="TH SarabunPSK" w:cs="TH SarabunPSK"/>
-          <w:sz w:val="32"/>
-          <w:szCs w:val="32"/>
-        </w:rPr>
-      </w:pPr>
-      <w:r>
-        <w:rPr>
-          <w:rFonts w:ascii="TH SarabunPSK" w:eastAsia="Angsana New" w:hAnsi="TH SarabunPSK" w:cs="TH SarabunPSK" w:hint="cs"/>
-          <w:sz w:val="32"/>
-          <w:szCs w:val="32"/>
-          <w:cs/>
-        </w:rPr>
-        <w:t xml:space="preserve">                                                      ลงชื่อ </w:t>
-      </w:r>
-      <w:r>
-        <w:rPr>
-          <w:rFonts w:ascii="TH SarabunPSK" w:eastAsia="Angsana New" w:hAnsi="TH SarabunPSK" w:cs="TH SarabunPSK" w:hint="cs"/>
-          <w:sz w:val="32"/>
-          <w:szCs w:val="32"/>
-          <w:cs/>
-        </w:rPr>
-        <w:t xml:space="preserve">            </w:t>
-      </w:r>
-      <w:r>
-        <w:rPr>
-          <w:rFonts w:ascii="TH SarabunPSK" w:eastAsia="Angsana New" w:hAnsi="TH SarabunPSK" w:cs="TH SarabunPSK" w:hint="cs"/>
-          <w:sz w:val="32"/>
-          <w:szCs w:val="32"/>
-          <w:cs/>
-        </w:rPr>
-        <w:t xml:space="preserve">               </w:t>
-      </w:r>
-      <w:r>
-        <w:rPr>
-          <w:rFonts w:ascii="TH SarabunPSK" w:eastAsia="Angsana New" w:hAnsi="TH SarabunPSK" w:cs="TH SarabunPSK" w:hint="cs"/>
-          <w:sz w:val="32"/>
-          <w:szCs w:val="32"/>
-          <w:cs/>
-        </w:rPr>
-        <w:t xml:space="preserve">   </w:t>
-      </w:r>
-      <w:r>
-        <w:rPr>
-          <w:rFonts w:ascii="TH SarabunPSK" w:eastAsia="Angsana New" w:hAnsi="TH SarabunPSK" w:cs="TH SarabunPSK" w:hint="cs"/>
-          <w:sz w:val="32"/>
-          <w:szCs w:val="32"/>
-          <w:cs/>
-        </w:rPr>
-        <w:t xml:space="preserve">              ผู้รับ/จนท.พิมพ์ลายนิ้วมือ</w:t>
-      </w:r>
-    </w:p>
-    <w:p>
-      <w:pPr>
-        <w:tabs>
-          <w:tab w:val="left" w:pos="7275"/>
-        </w:tabs>
-        <w:rPr>
-          <w:rFonts w:ascii="TH SarabunPSK" w:hAnsi="TH SarabunPSK" w:cs="TH SarabunPSK"/>
-          <w:sz w:val="32"/>
-          <w:szCs w:val="32"/>
-        </w:rPr>
-      </w:pPr>
-      <w:r>
-        <w:rPr>
-          <w:rFonts w:ascii="TH SarabunPSK" w:hAnsi="TH SarabunPSK" w:cs="TH SarabunPSK" w:hint="cs"/>
-          <w:sz w:val="32"/>
-          <w:szCs w:val="32"/>
-          <w:cs/>
-        </w:rPr>
-        <w:t xml:space="preserve">                                                             </w:t>
-      </w:r>
-      <w:r>
-        <w:rPr>
-          <w:rFonts w:ascii="TH SarabunPSK" w:hAnsi="TH SarabunPSK" w:cs="TH SarabunPSK" w:hint="cs"/>
-          <w:sz w:val="32"/>
-          <w:szCs w:val="32"/>
-          <w:cs/>
-        </w:rPr>
-        <w:t xml:space="preserve"> </w:t>
-      </w:r>
-      <w:r>
-        <w:rPr>
-          <w:rFonts w:ascii="TH SarabunPSK" w:hAnsi="TH SarabunPSK" w:cs="TH SarabunPSK" w:hint="cs"/>
-          <w:sz w:val="32"/>
-          <w:szCs w:val="32"/>
-          <w:cs/>
-        </w:rPr>
-        <w:t xml:space="preserve">  </w:t>
-      </w:r>
-      <w:r>
-        <w:rPr>
-          <w:rFonts w:ascii="TH SarabunPSK" w:hAnsi="TH SarabunPSK" w:cs="TH SarabunPSK" w:hint="cs"/>
-          <w:sz w:val="32"/>
-          <w:szCs w:val="32"/>
-          <w:cs/>
-        </w:rPr>
-        <w:t xml:space="preserve">         </w:t>
-      </w:r>
-      <w:r>
-        <w:rPr>
-          <w:rFonts w:ascii="TH SarabunPSK" w:hAnsi="TH SarabunPSK" w:cs="TH SarabunPSK" w:hint="cs"/>
-          <w:sz w:val="32"/>
-          <w:szCs w:val="32"/>
-          <w:cs/>
-        </w:rPr>
-        <w:t xml:space="preserve"> </w:t>
-      </w:r>
-    </w:p>
-    <w:p>
-      <w:pPr>
-        <w:tabs>
-          <w:tab w:val="left" w:pos="7275"/>
-        </w:tabs>
-        <w:rPr>
-          <w:rFonts w:ascii="TH SarabunPSK" w:hAnsi="TH SarabunPSK" w:cs="TH SarabunPSK"/>
-          <w:sz w:val="32"/>
-          <w:szCs w:val="32"/>
-        </w:rPr>
-      </w:pPr>
-      <w:r>
-        <w:rPr>
-          <w:rFonts w:ascii="TH SarabunPSK" w:hAnsi="TH SarabunPSK" w:cs="TH SarabunPSK" w:hint="cs"/>
-          <w:sz w:val="32"/>
-          <w:szCs w:val="32"/>
-          <w:cs/>
-        </w:rPr>
-        <w:t xml:space="preserve">                     </w:t>
-      </w:r>
-      <w:r>
-        <w:rPr>
-          <w:rFonts w:ascii="TH SarabunPSK" w:hAnsi="TH SarabunPSK" w:cs="TH SarabunPSK" w:hint="cs"/>
-          <w:b/>
-          <w:bCs/>
-          <w:sz w:val="32"/>
-          <w:szCs w:val="32"/>
-          <w:cs/>
-        </w:rPr>
-        <w:t xml:space="preserve">    </w:t>
-      </w:r>
-      <w:r>
-        <w:rPr>
-          <w:rFonts w:ascii="TH SarabunPSK" w:hAnsi="TH SarabunPSK" w:cs="TH SarabunPSK" w:hint="cs"/>
-          <w:sz w:val="32"/>
-          <w:szCs w:val="32"/>
-          <w:cs/>
-        </w:rPr>
-        <w:t xml:space="preserve">                                         </w:t>
-      </w:r>
-      <w:r>
-        <w:rPr>
-          <w:rFonts w:ascii="TH SarabunPSK" w:hAnsi="TH SarabunPSK" w:cs="TH SarabunPSK" w:hint="cs"/>
-          <w:sz w:val="32"/>
-          <w:szCs w:val="32"/>
-          <w:cs/>
-        </w:rPr>
-        <w:t xml:space="preserve"> </w:t>
-      </w:r>
-    </w:p>
-    <w:p>
-      <w:pPr>
-        <w:tabs>
-          <w:tab w:val="left" w:pos="7275"/>
-        </w:tabs>
-        <w:rPr>
-          <w:rFonts w:ascii="TH SarabunPSK" w:hAnsi="TH SarabunPSK" w:cs="TH SarabunPSK"/>
-          <w:sz w:val="32"/>
-          <w:szCs w:val="32"/>
-        </w:rPr>
-      </w:pPr>
-    </w:p>
-    <w:p>
-      <w:pPr>
-        <w:tabs>
-          <w:tab w:val="left" w:pos="7275"/>
-        </w:tabs>
-        <w:rPr>
-          <w:rFonts w:ascii="TH SarabunPSK" w:hAnsi="TH SarabunPSK" w:cs="TH SarabunPSK"/>
-          <w:sz w:val="32"/>
-          <w:szCs w:val="32"/>
-        </w:rPr>
-      </w:pPr>
-      <w:r>
-        <w:rPr>
-          <w:rFonts w:ascii="TH SarabunPSK" w:hAnsi="TH SarabunPSK" w:cs="TH SarabunPSK" w:hint="cs"/>
-          <w:sz w:val="32"/>
-          <w:szCs w:val="32"/>
-          <w:cs/>
-        </w:rPr>
-        <w:t xml:space="preserve">                                                     </w:t>
-      </w:r>
-      <w:r>
-        <w:rPr>
-          <w:rFonts w:ascii="TH SarabunPSK" w:hAnsi="TH SarabunPSK" w:cs="TH SarabunPSK" w:hint="cs"/>
-          <w:sz w:val="32"/>
-          <w:szCs w:val="32"/>
-          <w:cs/>
-        </w:rPr>
-        <w:t xml:space="preserve"> </w:t>
-      </w:r>
-      <w:r>
-        <w:rPr>
-          <w:rFonts w:ascii="TH SarabunPSK" w:hAnsi="TH SarabunPSK" w:cs="TH SarabunPSK" w:hint="cs"/>
-          <w:sz w:val="32"/>
-          <w:szCs w:val="32"/>
-          <w:cs/>
-        </w:rPr>
-        <w:t>ลงชื่อ</w:t>
-      </w:r>
-      <w:r>
-        <w:rPr>
-          <w:rFonts w:ascii="TH SarabunPSK" w:hAnsi="TH SarabunPSK" w:cs="TH SarabunPSK" w:hint="cs"/>
-          <w:sz w:val="32"/>
-          <w:szCs w:val="32"/>
-          <w:cs/>
-        </w:rPr>
-        <w:t xml:space="preserve">     </w:t>
-      </w:r>
-      <w:r>
-        <w:rPr>
-          <w:rFonts w:ascii="TH SarabunPSK" w:hAnsi="TH SarabunPSK" w:cs="TH SarabunPSK" w:hint="cs"/>
-          <w:sz w:val="32"/>
-          <w:szCs w:val="32"/>
-          <w:cs/>
-        </w:rPr>
-        <w:t xml:space="preserve"> </w:t>
-      </w:r>
-      <w:r>
-        <w:rPr>
-          <w:rFonts w:ascii="TH SarabunPSK" w:hAnsi="TH SarabunPSK" w:cs="TH SarabunPSK" w:hint="cs"/>
-          <w:sz w:val="32"/>
-          <w:szCs w:val="32"/>
-          <w:cs/>
-        </w:rPr>
-        <w:t xml:space="preserve">           </w:t>
-      </w:r>
-      <w:r>
-        <w:rPr>
-          <w:rFonts w:ascii="TH SarabunPSK" w:hAnsi="TH SarabunPSK" w:cs="TH SarabunPSK" w:hint="cs"/>
-          <w:sz w:val="32"/>
-          <w:szCs w:val="32"/>
-          <w:cs/>
-        </w:rPr>
-        <w:t xml:space="preserve">             </w:t>
-      </w:r>
-      <w:r>
-        <w:rPr>
-          <w:rFonts w:ascii="TH SarabunPSK" w:hAnsi="TH SarabunPSK" w:cs="TH SarabunPSK" w:hint="cs"/>
-          <w:sz w:val="32"/>
-          <w:szCs w:val="32"/>
-          <w:cs/>
-        </w:rPr>
-        <w:t xml:space="preserve"> </w:t>
-      </w:r>
-      <w:r>
-        <w:rPr>
-          <w:rFonts w:ascii="TH SarabunPSK" w:hAnsi="TH SarabunPSK" w:cs="TH SarabunPSK" w:hint="cs"/>
-          <w:sz w:val="32"/>
-          <w:szCs w:val="32"/>
-          <w:cs/>
-        </w:rPr>
-        <w:t xml:space="preserve">  </w:t>
-      </w:r>
-      <w:r>
-        <w:rPr>
-          <w:rFonts w:ascii="TH SarabunPSK" w:hAnsi="TH SarabunPSK" w:cs="TH SarabunPSK" w:hint="cs"/>
-          <w:sz w:val="32"/>
-          <w:szCs w:val="32"/>
-          <w:cs/>
-        </w:rPr>
-        <w:t xml:space="preserve"> </w:t>
-      </w:r>
-      <w:r>
-        <w:rPr>
-          <w:rFonts w:ascii="TH SarabunPSK" w:hAnsi="TH SarabunPSK" w:cs="TH SarabunPSK" w:hint="cs"/>
-          <w:sz w:val="32"/>
-          <w:szCs w:val="32"/>
-          <w:cs/>
-        </w:rPr>
-        <w:t xml:space="preserve">       ผู้จ่าย/จนท.การเงิน</w:t>
-      </w:r>
-    </w:p>
-    <w:p>
-      <w:pPr>
-        <w:tabs>
-          <w:tab w:val="left" w:pos="7275"/>
-        </w:tabs>
-        <w:rPr>
-          <w:rFonts w:ascii="TH SarabunPSK" w:hAnsi="TH SarabunPSK" w:cs="TH SarabunPSK"/>
-          <w:sz w:val="32"/>
-          <w:szCs w:val="32"/>
-        </w:rPr>
-      </w:pPr>
-      <w:r>
-        <w:rPr>
-          <w:rFonts w:ascii="TH SarabunPSK" w:hAnsi="TH SarabunPSK" w:cs="TH SarabunPSK" w:hint="cs"/>
-          <w:sz w:val="32"/>
-          <w:szCs w:val="32"/>
-          <w:cs/>
-        </w:rPr>
-        <w:t xml:space="preserve">                                          </w:t>
-      </w:r>
-      <w:r>
-        <w:rPr>
-          <w:rFonts w:ascii="TH SarabunPSK" w:hAnsi="TH SarabunPSK" w:cs="TH SarabunPSK" w:hint="cs"/>
-          <w:sz w:val="32"/>
-          <w:szCs w:val="32"/>
-          <w:cs/>
-        </w:rPr>
-        <w:t xml:space="preserve">                                </w:t>
-      </w:r>
-    </w:p>
-    <w:p>
-      <w:pPr>
-        <w:tabs>
-          <w:tab w:val="left" w:pos="7275"/>
-        </w:tabs>
-        <w:rPr>
-          <w:rFonts w:ascii="TH SarabunPSK" w:hAnsi="TH SarabunPSK" w:cs="TH SarabunPSK"/>
-          <w:sz w:val="32"/>
-          <w:szCs w:val="32"/>
-          <w:cs/>
-        </w:rPr>
-      </w:pPr>
-      <w:r>
-        <w:rPr>
-          <w:rFonts w:ascii="TH SarabunPSK" w:hAnsi="TH SarabunPSK" w:cs="TH SarabunPSK" w:hint="cs"/>
-          <w:sz w:val="32"/>
-          <w:szCs w:val="32"/>
-          <w:cs/>
-        </w:rPr>
-        <w:t xml:space="preserve">                                                             </w:t>
-      </w:r>
-      <w:r>
-        <w:rPr>
-          <w:rFonts w:ascii="TH SarabunPSK" w:hAnsi="TH SarabunPSK" w:cs="TH SarabunPSK" w:hint="cs"/>
-          <w:sz w:val="32"/>
-          <w:szCs w:val="32"/>
-          <w:cs/>
-        </w:rPr>
-        <w:t xml:space="preserve"> </w:t>
-      </w:r>
-      <w:r>
-        <w:rPr>
-          <w:rFonts w:ascii="TH SarabunPSK" w:hAnsi="TH SarabunPSK" w:cs="TH SarabunPSK" w:hint="cs"/>
-          <w:sz w:val="32"/>
-          <w:szCs w:val="32"/>
-          <w:cs/>
-        </w:rPr>
-        <w:t xml:space="preserve">        </w:t>
-      </w:r>
-    </w:p>
-    <w:bookmarkEnd w:id="1"/>
     <w:p>
       <w:pPr>
         <w:spacing w:after="200" w:line="276" w:lineRule="auto"/>
